--- a/file/Pahankanuwa Sermon 005.docx
+++ b/file/Pahankanuwa Sermon 005.docx
@@ -15,7 +15,7 @@
         <w:spacing w:after="120" w:line="300" w:lineRule="auto"/>
       </w:pPr>
       <w:r>
-        <w:t>4 වන දේශනය</w:t>
+        <w:t>5 වන දේශනය</w:t>
       </w:r>
     </w:p>
     <w:p>
@@ -65,7 +65,7 @@
         <w:spacing w:after="120" w:line="300" w:lineRule="auto"/>
       </w:pPr>
       <w:r>
-        <w:t>සම්බුද්ධ ශාසනයේ නියම පරමාර්ථ, නියම වටිනාකම්, ගැන හරි අවබෝධයක් ගිහි පැවිදි දෙපක්ෂය තුළම ඇතිවීම ශාසනය බොහොම කාලයක් පවතින්න හේතුවන කාරණයක්. ඒක නිසා බුදුපියාණන් වහන්සේ ඒ පරමාර්ථ, ඒ වටිනාකම්, ඉස්මතුකර දෙන්න නොයෙකුත් විදියේ අවස්ථා යොදාගත්තා. ප්‍රතිපත්තිගරුක ශ්‍රාවකයන් වහන්සේලාට විශේෂ ප්‍රශංසා කළා. විශේෂ සැලකිලි දැක්වුවා. මොකද, ප්‍රතිපත්තිය තමයි ශාසනයේ ජීවය. ප්‍රතිපත්තිය නැති තැන ප්‍රතිවේධය කියල කියන මාර්ග ඵල ප්‍රත්‍යක්ෂකරගැනීමක්, නිවන් දැකීමක්, සසර දුක් කෙළවර කර ගැනීමක්, කරගන්න පුළුවන් වෙන්නේ නෑ. ඒක නිසා බුදුපියාණන් වහන්සේ මේ ගිහි පැවිදි දෙපක්ෂය තුළම ලෝකෝත්තර **ගුණධම්** වැඩෙන විදියේ අන්‍යෝන්‍ය සම්බන්ධතාවක් ඇතිකර ගැනීමේ වටිනාකම බොහොම අවස්ථාවල්වල වර්ණනා කළා.</w:t>
+        <w:t>සම්බුද්ධ ශාසනයේ නියම පරමාර්ථ, නියම වටිනාකම්, ගැන හරි අවබෝධයක් ගිහි පැවිදි දෙපක්ෂය තුළම ඇතිවීම ශාසනය බොහොම කාලයක් පවතින්න හේතුවන කාරණයක්. ඒක නිසා බුදුපියාණන් වහන්සේ ඒ පරමාර්ථ, ඒ වටිනාකම්, ඉස්මතුකර දෙන්න නොයෙකුත් විදියේ අවස්ථා යොදාගත්තා. ප්‍රතිපත්තිගරුක ශ්‍රාවකයන් වහන්සේලාට විශේෂ ප්‍රශංසා කළා. විශේෂ සැලකිලි දැක්වුවා. මොකද, ප්‍රතිපත්තිය තමයි ශාසනයේ ජීවය. ප්‍රතිපත්තිය නැති තැන ප්‍රතිවේධය කියල කියන මාර්ග ඵල ප්‍රත්‍යක්ෂකරගැනීමක්, නිවන් දැකීමක්, සසර දුක් කෙළවර කර ගැනීමක්, කරගන්න පුළුවන් වෙන්නේ නෑ. ඒක නිසා බුදුපියාණන් වහන්සේ මේ ගිහි පැවිදි දෙපක්ෂය තුළම ලෝකෝත්තර ගුණධර්ම වැඩෙන විදියේ අන්‍යෝන්‍ය සම්බන්ධතාවක් ඇතිකර ගැනීමේ වටිනාකම බොහොම අවස්ථාවල්වල වර්ණනා කළා.</w:t>
       </w:r>
     </w:p>
     <w:p>
@@ -105,7 +105,7 @@
         <w:spacing w:after="120" w:line="300" w:lineRule="auto"/>
       </w:pPr>
       <w:r>
-        <w:t>"ඇයි දැක්කේ නැද්ද අර ළමයි කණ්ඩායමක් කැවුම්  **මුළු** උස්සගෙන මෙතනින් **යමං** වෙනවා."</w:t>
+        <w:t>"ඇයි දැක්කේ නැද්ද අර ළමයි කණ්ඩායමක් කැවුම් මළු උස්සගෙන මෙතනින් පියමං වෙනවා."</w:t>
       </w:r>
     </w:p>
     <w:p>
@@ -121,7 +121,7 @@
         <w:spacing w:after="120" w:line="300" w:lineRule="auto"/>
       </w:pPr>
       <w:r>
-        <w:t>"මහණෙනි එහෙම කියන්න එපා. ඒ ළමයි මටවත් තුඹලටවත් කැවුම්  පිළිගැන්දුවේ නැත්තේ මොකද අන්න කැවුම් වල නියම අයිතිකාර භික්ෂුව පිටිපස්සෙන් වඩිනවා." එහෙම කියල, "අපි කැවුම් **වළදලාම** යන්න ඕන මහණෙනි".</w:t>
+        <w:t>"මහණෙනි එහෙම කියන්න එපා. ඒ ළමයි මටවත් තුඹලටවත් කැවුම්  පිළිගැන්දුවේ නැත්තේ මොකද අන්න කැවුම් වල නියම අයිතිකාර භික්ෂුව පිටිපස්සෙන් වඩිනවා." එහෙම කියල, "අපි කැවුම් වළඳලාම යන්න ඕන මහණෙනි".</w:t>
       </w:r>
     </w:p>
     <w:p>
@@ -129,7 +129,7 @@
         <w:spacing w:after="120" w:line="300" w:lineRule="auto"/>
       </w:pPr>
       <w:r>
-        <w:t>කියල බුදු පියාණන්වහන්සේ ඒ ළහ තිබුණ ගහක් යට **සහ** පිරිසත් එක්ක වැඩ හුන්නා. කවුද මේ කැවුම්  අයිතිකාර භික්ෂුන්වහන්සේ. මේ පන්සියයක පිරිස පිටිපස්සෙන් වෙනම වඩිනවා, බුදුපියාණන් වහන්සේගෙන් නිතර ප්‍රශංසා ලැබූ, බුදු පියාණන්වහන්සේගේ සිවුරු පවා පූජා වශයෙන් ලැබූ - හුවමාරු කරගත්තු - ඒ වගේම ධුතාංගධාරීන් අතර අග්‍රස්ථානය බුදුපියාණන්වහන්සේගෙන් ලබාගත්තු මහා කාශ්‍යප මහ රහතන්වහන්සේ. තපෝ ගුණයෙන් අග්‍ර ස්වාමීන්වහන්සේ. ඒ ස්වාමීන් වහන්සේ **පළමුවුරුදු** ආකාරයට, විවේකයටම කැමති නිසා ඒ අවස්ථාවේ අර පිරිසෙන් වෙන්ව හෙමිහිට පිටිපස්සෙන් වැඩම කරනවා. එතකොට අර කැවුම් මලු ඔසවාගෙන ගිය ළමයි මේ ස්වාමීන් වහන්සේ දැකල, පුදුම විදියේ ශ්‍රද්ධාවක්, පැහැදීමක්, ප්‍රසාදයක් ඇතිකරගෙන පසඟ පිහිටුවල වැදල, කැවුම්  මුළුපිටින්ම ස්වාමීන් වහන්සේට පිළිගැන්දුවා, "පිළිගන්න ස්වාමීනි" කියල. මහාකාශ්‍යප මහරහතන් වහන්සේ ඒ ළමයින්ට කියනවා "ළමයිනේ, අන්න අපේ ශාස්තෘන් වහන්සේත් සංඝයාවහන්සේලාත් අතන ගහ මුල **වඩ** හිඳිනවා, ගිහිල්ල ඒ හැමදෙනාටම යමක් පූජාකරන්න **කියනවා** නම් පූජාකරන්න" කියල. එහෙම ප්‍රකාශකරල මහාකාශ්‍යප මහ රහතන් වහන්සේ අර ළමයි කණ්ඩායමත් එක්ක බුදුපියාණන් වහන්සේ වැඩහිටි ගහ යටට වැඩම කළා. ඊළඟට අර ළමයි ඒ සියලුම **සහපිරිසට** බුදුපියාණන්වහන්සේ ප්‍රධාන සඟ පිරිසට - කැවුම්  පිළිගැන්දුවා. වළඳනකන්, බලං ඉඳල පැන් හිට, **පිළිගැන්දුවා**. ඒ පැන් පිළිගන්වලා අවසන් උනාට පස්සේ, කැවුම්  එහෙම වළඳලා ඉවරඋනාට පස්සේ, සංඝයාවහන්සේලා අතර යම්කිසි කසුකුසුවක් වගේ විවේචනයක් - විවේචනාත්මක වචන කීපයක් - ඇහෙනවා. 'මේ ළමයි මුණ බලල පිණ්ඩපාතේ බෙදන්න වගේ වැඩක් කරල තියෙන්නෙ. මේ තරම් මේ බුදුපියාණන් වහන්සේත් අග්‍රශ්‍රාවකයන් වහන්සේලා වගේ ඒ ශ්‍රේෂ්ඨ ස්වාමීන්වහන්සේලාත් ඉද්දී, මේ පිටිපස්සෙන් වඩින මහාකාශ්‍යප මහරහතන් වහන්සේට කැවුම්  සියල්ලම **පිළිගැන්දුවා**" කියල.</w:t>
+        <w:t>කියල බුදු පියාණන්වහන්සේ ඒ ළහ තිබුණ ගහක් යට සඟ පිරිසත් එක්ක වැඩ හුන්න. කවුද මේ කැවුම්  අයිතිකාර භික්ෂුන්වහන්සේ. මේ පන්සියයක් පිරිස පිටිපස්සෙන් වෙනම වඩිනවා, බුදුපියාණන් වහන්සේගෙන් නිතර ප්‍රශංසා ලැබූ, බුදු පියාණන්වහන්සේගේ සිවුරු පවා පූජා වශයෙන් ලැබූ - හුවමාරු කරගත්ත - ඒ වගේම ධුතාංගධාරීන් අතර අග්‍රස්ථානය බුදුපියාණන්වහන්සේගෙන් ලබාගත්තු මහා කාශ්‍යප මහ රහතන්වහන්සේ. තපෝ ගුණයෙන් අග්‍ර ස්වාමීන්වහන්සේ. ඒ ස්වාමීන් වහන්සේ පළපුරුදු ආකාරයට, විවේකයටම කැමති නිසා ඒ අවස්ථාවේ අර පිරිසෙන් වෙන්ව හෙමිහිට පිටිපස්සෙන් වැඩම කරනවා. එතකොට අර කැවුම් මලු ඔසවාගෙන ගිය ළමයි මේ ස්වාමීන් වහන්සේ දැකල, පුදුම විදියේ ශ්‍රද්ධාවක්, පැහැදීමක්, ප්‍රසාදයක් ඇතිකරගෙන පසඟ පිහිටුවල වැදල, කැවුම්  මුළුපිටින්ම ස්වාමීන් වහන්සේට පිළිගැන්දුවා, "පිළිගන්න ස්වාමීනි" කියල. මහාකාශ්‍යප මහරහතන් වහන්සේ ඒ ළමයින්ට කියනවා "ළමයිනේ, අන්න අපේ ශාස්තෘන් වහන්සේත් සංඝයාවහන්සේලාත් අතන ගහ මුල වැඩ හිඳිනව, ගිහිල්ල ඒ හැමදෙනාටම යමක් පූජාකරන්න තියනවා නම් පූජාකරන්න" කියල. එහෙම ප්‍රකාශකරල මහාකාශ්‍යප මහ රහතන් වහන්සේ අර ළමයි කණ්ඩායමත් එක්ක බුදුපියාණන් වහන්සේ වැඩහිටි ගහ යටට වැඩම කළා. ඊළඟට අර ළමයි ඒ සියලුම සඟපිරිසට බුදුපියාණන්වහන්සේ ප්‍රධාන සඟ පිරිසට - කැවුම්  පිළිගැන්වූවා. වළඳනකං, බලං ඉඳල පැන් හිටං පිළිගැන්දවූවා. ඒ පැන් පිළිගන්වලා අවසන් උනාට පස්සේ, කැවුම්  එහෙම වළඳලා ඉවරඋනාට පස්සේ, සංඝයාවහන්සේලා අතර යම්කිසි කසුකුසුවක් වගේ විවේචනයක් - විවේචනාත්මක වචන කීපයක් - ඇහෙනවා. 'මේ ළමයි මුණ බලල පිණ්ඩපාතේ බෙදන්න වගේ වැඩක් කරල තියෙන්නෙ. මේ තරම් මේ බුදුපියාණන් වහන්සේත් අග්‍රශ්‍රාවකයන් වහන්සේලා වගේ ඒ ශ්‍රේෂ්ඨ ස්වාමීන්වහන්සේලාත් ඉඳිද්දී, මේ පිටිපස්සෙන් වඩින මහාකාශ්‍යප මහරහතන් වහන්සේට කැවුම්  සියල්ලම පිළිගැන්වූවා" කියල.</w:t>
       </w:r>
     </w:p>
     <w:p>
@@ -155,7 +155,7 @@
         <w:spacing w:after="120" w:line="300" w:lineRule="auto"/>
       </w:pPr>
       <w:r>
-        <w:t>ඒකෙ අදහස අපි බලමු. 'සීල දස්සන සම්පන්නං' - සංඝයාවහන්සේලාට අයිති හතරාකාර ශීලයක් තියෙනවා. සිවු පිරිසිදු ශීලය කියල කියනවා. කෙටියෙන් සඳහන් කරනවා නම්, බුදු පියාණන් වහන්සේ පණවා වදාළ විනය ශික්ෂාපද අයිති ප්‍රාතිමෝක්ෂ සංවර ශීලය. ඒ පිළිබඳ හික්මීම. ඒක එකක්. ඊළඟට මේ ඇස **කත්** නාසාදී ඉන්ද්‍රියන් කෙලෙසුන්ගෙන් සංවර කර ගැනීම, ආරක්ෂාකර ගැනීම, කියල කියන ඉන්ද්‍රිය සංවර ශීලය - දෙවැනි එක. ඊළඟට සිවුපසය සේවීම පිළිබඳව අනියම් ක්‍රම නැතිව ධාර්මිකව, නිසි ආකාරයෙන් සිවුපසය ලබාගැනීම පිළිබඳ හරි ආජීවය, ජීවිකාව පිළිබඳ **පිරිසුද්ධි** ශීලය - ජීවිකාව පිළිබඳ පිරිසිදුබව රැකීම. හතරවෙනුව, ඒ ලබාගත් සිවුපසය 'ප්‍රත්‍යවේක්ෂා' කියල කියන නුවණින් සලකා - සිවුපසය පරිභෝග කිරීමේ නියම අර්ථය සලකාගෙන - ඒක භාවනාවට නඟමින් පාවිච්චි කිරීම කියල කියන ප්‍රත්‍යය සන්නිශ්‍රිත ශීලය. නම්න් හැඳින්වෙන සිවුපසය පිළිබඳ ශීලය.</w:t>
+        <w:t>ඒකෙ අදහස අපි බලමු. 'සීල දස්සන සම්පන්නං' - සංඝයාවහන්සේලාට අයිති හතරාකාර ශීලයක් තියෙනවා. සිවු පිරිසිදු ශීලය කියල කියනවා. කෙටියෙන් සඳහන් කරනවා නම්, බුදු පියාණන් වහන්සේ පණවා වදාළ විනය ශික්ෂාපද අයිති ප්‍රාතිමෝක්ෂ සංවර ශීලය. ඒ පිළිබඳ හික්මීම. ඒක එකක්. ඊළඟට මේ ඇස කන් නාසාදී ඉන්ද්‍රියන් කෙලෙසුන්ගෙන් සංවර කර ගැනීම, ආරක්ෂාකර ගැනීම, කියල කියන ඉන්ද්‍රිය සංවර ශීලය - දෙවැනි එක. ඊළඟට සිවුපසය සේවීම පිළිබඳව අනියම් ක්‍රම නැතිව ධාර්මිකව, නිසි ආකාරයෙන් සිවුපසය ලබාගැනීම පිළිබඳ හරි ආජීවය, ජීවිකාව පිළිබඳ අජීව පාරිශුද්ධි ශීලය - ජීවිකාව පිළිබඳ පිරිසිදුබව රැකීම. හතරවෙනුව, ඒ ලබාගත් සිවුපසය 'ප්‍රත්‍යවේක්ෂා' කියල කියන නුවණින් සලකා - සිවුපසය පරිභෝග කිරීමේ නියම අර්ථය සලකාගෙන - ඒක භාවනාවට නඟමින් පාවිච්චි කිරීම කියල කියන ප්‍රත්‍යය සන්නිශ්‍රිත ශීලය. නම්න් හැඳින්වෙන සිවුපසය පිළිබඳ ශීලය.</w:t>
       </w:r>
     </w:p>
     <w:p>
@@ -203,7 +203,7 @@
         <w:spacing w:after="120" w:line="300" w:lineRule="auto"/>
       </w:pPr>
       <w:r>
-        <w:t>එතකොට, දැන් අපි මේ ගාථාවත් කතාවත් බැලුවහම අවුරුද්දට කියාපු කැවුම්  බණක් වගෙයි. නමුත් මේක නිකම්ම කැවුම්  බණක් නොවෙයි. මේකේ බොහොම වටිනා ගුණ **දූවඳක්** තිබෙනවා. දහම් රසයක් තිබෙනවා. අපි ඒක උරාගන්න බලමු.</w:t>
+        <w:t>එතකොට, දැන් අපි මේ ගාථාවත් කතාවත් බැලුවහම අවුරුද්දට කියාපු කැවුම්  බණක් වගෙයි. නමුත් මේක නිකම්ම කැවුම්  බණක් නොවෙයි. මේකේ බොහොම වටිනා ගුණ සුවඳක් තිබෙනවා. දහම් රසයක් තිබෙනවා. අපි ඒක උරාගන්න බලමු.</w:t>
       </w:r>
     </w:p>
     <w:p>
@@ -211,7 +211,7 @@
         <w:spacing w:after="120" w:line="300" w:lineRule="auto"/>
       </w:pPr>
       <w:r>
-        <w:t>එතකොට පළමුවෙන්ම අපි කල්පනා කරල බලමු, දැන් මෙතන මේ මහා කාශ්‍යප මහ රහතන්වහන්සේ - මේ විශේෂ කෙනෙක්. මේ ශාසනයේ විශේෂ කෙනෙක්. අග්‍රශ්‍රාවකයන් වහන්සේලා සිටියට මොකද උන්වහන්සේලාගේ ගුණ සම්පත්තිය වෙනමයි. ඒ වගේම මහා කාශ්‍යප මහ රහතන් වහන්සේ විශේෂ වෙන්නේ අර තපෝ ගුණ - ධුතාංග කියල කියන ශීලයට උපකාරවන. ශීලය වඩාත් හොඳින් රැකීමට උපකාර වන අග්‍ර ප්‍රතිපත්ති සමූහයක්, - 13ක් තිබෙනවා - ඒ දහතුනම හරියාකාරව රැක්ක ස්වාමීන් වහන්සේ නමක්. මහාකාශ්‍යප මහරහතන් වහන්සේ. උන්වහන්සේ **ඒය** පිණ්ඩපාතයෙන් යැපීම, ඊළඟට ආරණ්‍ය වාසය, පාංශුකූල සිවුරු දැරීම, තුන් සිවුරකින් පමණක් සෑහීමකට පත්වීම, ආදී ඒ උග්‍ර ප්‍රතිපත්ති රාශියක්ම රැක්ක.</w:t>
+        <w:t>එතකොට පළමුවෙන්ම අපි කල්පනා කරල බලමු, දැන් මෙතන මේ මහා කාශ්‍යප මහ රහතන්වහන්සේ - මේ විශේෂ කෙනෙක්. මේ ශාසනයේ විශේෂ කෙනෙක්. අග්‍රශ්‍රාවකයන් වහන්සේලා සිටියට මොකද උන්වහන්සේලාගේ ගුණ සම්පත්තිය වෙනමයි. ඒ වගේම මහා කාශ්‍යප මහ රහතන් වහන්සේ විශේෂ වෙන්නේ අර තපෝ ගුණ - ධුතාංග කියල කියන ශීලයට උපකාරවන. ශීලය වඩාත් හොඳින් රැකීමට උපකාර වන අග්‍ර ප්‍රතිපත්ති සමූහයක්, - 13ක් තිබෙනවා - ඒ දහතුනම හරියාකාරව රැක්ක ස්වාමීන් වහන්සේ නමක්. මහාකාශ්‍යප මහරහතන් වහන්සේ. උන්වහන්සේ ඔය පිණ්ඩපාතයෙන් යැපීම, ඊළඟට ආරණ්‍ය වාසය, පාංශුකූල සිවුරු දැරීම, තුන් සිවුරකින් පමණක් සෑහීමකට පත්වීම, ආදී ඒ උග්‍ර ප්‍රතිපත්ති රාශියක්ම රැක්ක.</w:t>
       </w:r>
     </w:p>
     <w:p>
@@ -235,7 +235,7 @@
         <w:spacing w:after="120" w:line="300" w:lineRule="auto"/>
       </w:pPr>
       <w:r>
-        <w:t>'චන්දූපමා' කියල හඳ පිළිබඳ උපමාවක් දීල තිබෙනවා, බුදු පියාණන් වහන්සේ. මේ මහා කාශ්‍යප හඳ වගේ පවුල් අතර හැසිරෙනවාය කියල. ගෙන් ගෙට පිඬු **සිහා** වඩිනකොට හරියට මේ මහාකාශ්‍යප මහරහතන් වහන්සේ හඳ වගේ. මොකද, හඳ කියල එකට උපමාවට ගත්තේ. 'නිච්ච නවකා - කුලෙසු අප්‍රගල්භා' හඳ හැමදාම අලුත්. හඳ හැමදාම අලුත් වෙනවා. අව පක්ෂය හරි, පුර පක්ෂය හරි, හැමදාම අලුත් දෙයක්. අන්න ඒ වගේ මහාකාශ්‍යප මහ රහතන් වහන්සේ, ගෙන් ගෙට පිඬුසිහා **වැඩීයට** මොකද, ඒ ගිහියන්ට හැමදාම අලුත් කෙනෙක්. කොහොමද අලුත්වෙන්නේ? අර ගිහියන් සමග පමණට වැඩිය සම්බන්ධකම් නැති නිසා. අපි දන්නවා දැන් ගමේ ගොඩේ කථාවක් තිබෙනවා "දෙවේලේ දකින කුකුළගෙ කරමලේ" ගැන. අන්න ඒ වගේ තත්ත්වයක් එනවා පමණට වඩා ඇලීගැලී කටයුතු කළොත්. එහෙම එකක් නෑ මහාකාශ්‍යප මහරහතන් වහන්සේගෙ - හඳ වගේ. දැන්, හඳ කිව්වහම අපේ ළිඳෙත් පේනවා. පොකුණේත් පේනවා. හැමතැනම පේනවා. හැබැයි අල්ලගන්න බෑ. අල්ලගන්න බෑ හඳ, කාටවත්. අන්න ඒ වගේ තමයි මහාකාශ්‍යප මහරහතන් වහන්සේත් කාටවත් අල්ලගන්න බෑ, ගිහි ගෙවල්වල එහෙම ගියාට මොකද. ඒක නිසා 'කුලෙසු අප්‍රගල්භා' කියල කියනවා. ඒ පවුල් සමග පමණට වැඩි **සම්බන්ධකාවක්** නෑ. අනියම් සම්බන්ධතාවල් නෑ. අන්න ඒ ගුණ දෙක, ඒ විදියට අර හඳේ උපමාවෙන් බුදු පියාණන් වහන්සේ පෙන්වා වදාරල එක් අවස්ථාවක සංඝයා වහන්සේලාට මහාකාශ්‍යප මහරහතන් වහන්සේ ආදර්ශයට අරගෙන ජීවත්වෙන්නෝයි කියල වදාළා. තවත් උපමාවක් බුදු පියාණන් **වහන්තසේ** දැක්වූවා. "**ජරූදපාන**" උපමාව. ඒ කියන්නේ "පාළු ළිඳක්".</w:t>
+        <w:t>'චන්දූපමා' කියල හඳ පිළිබඳ උපමාවක් දීල තිබෙනවා, බුදු පියාණන් වහන්සේ. මේ මහා කාශ්‍යප හඳ වගේ පවුල් අතර හැසිරෙනවාය කියල. ගෙන් ගෙට පිඬු සිඟා වඩිනකොට හරියට මේ මහාකාශ්‍යප මහරහතන් වහන්සේ හඳ වගේ. මොකද, හඳ කියල එකට උපමාවට ගත්තේ. 'නිච්ච නවකා - කුලෙසු අප්‍රගල්භා' හඳ හැමදාම අලුත්. හඳ හැමදාම අලුත් වෙනවා. අව පක්ෂය හරි, පුර පක්ෂය හරි, හැමදාම අලුත් දෙයක්. අන්න ඒ වගේ මහාකාශ්‍යප මහ රහතන් වහන්සේ, ගෙන් ගෙට පිඬුසිහා වැඩියට මොකද, ඒ ගිහියන්ට හැමදාම අලුත් කෙනෙක්. කොහොමද අලුත්වෙන්නේ? අර ගිහියන් සමග පමණට වැඩිය සම්බන්ධකම් නැති නිසා. අපි දන්නවා දැන් ගමේ ගොඩේ කථාවක් තිබෙනවා "දෙවේලේ දකින කුකුළගෙ කරමලේ" ගැන. අන්න ඒ වගේ තත්ත්වයක් එනවා පමණට වඩා ඇලීගැලී කටයුතු කළොත්. එහෙම එකක් නෑ මහාකාශ්‍යප මහරහතන් වහන්සේගෙ - හඳ වගේ. දැන්, හඳ කිව්වහම අපේ ළිඳෙත් පේනවා. පොකුණේත් පේනවා. හැමතැනම පේනවා. හැබැයි අල්ලගන්න බෑ. අල්ලගන්න බෑ හඳ, කාටවත්. අන්න ඒ වගේ තමයි මහාකාශ්‍යප මහරහතන් වහන්සේත් කාටවත් අල්ලගන්න බෑ, ගිහි ගෙවල්වල එහෙම ගියාට මොකද. ඒක නිසා 'කුලෙසු අප්‍රගල්භා' කියල කියනවා. ඒ පවුල් සමග පමණට වැඩි සම්බන්ධතාවක් නෑ. අනියම් සම්බන්ධතාවල් නෑ. අන්න ඒ ගුණ දෙක, ඒ විදියට අර හඳේ උපමාවෙන් බුදු පියාණන් වහන්සේ පෙන්වා වදාරල එක් අවස්ථාවක සංඝයා වහන්සේලාට මහාකාශ්‍යප මහරහතන් වහන්සේ ආදර්ශයට අරගෙන ජීවත්වෙන්නෙයි කියල වදාළා. තවත් උපමාවක් බුදු පියාණන් වහන්සෙ දැක්වූවා. "ජරූදපාන" උපමාව. ඒ කියන්නේ "පාළු ළිඳක්".</w:t>
       </w:r>
     </w:p>
     <w:p>
@@ -243,7 +243,7 @@
         <w:spacing w:after="120" w:line="300" w:lineRule="auto"/>
       </w:pPr>
       <w:r>
-        <w:t>මහාකාශ්‍යප මහ රහතන් වහන්සේ උපමා කළා පාළු ළිඳකට එබී බලන කෙනෙකුට. හරියට දැන් පාළු ළිඳකට කෙනෙක් එබී බලනකොට එබී බලන්නේ, ඒකට වැටෙන්න හිතාගෙන නොවෙයි. කයයි සිතයි මැත්කරගෙන. කයයි සිතයි මැත් කරගෙන පාළු ළිඳකට එබී බලන්න වගේ ගිහියන් අතර පිඬුසිහා වඩිනවා කියල මහා කාශ්‍යප මහරහතන් වහන්සේට ප්‍රශංසා කර වදාළා, බුදු පියාණන් වහන්සේ. ඔය උපමා දෙකෙන් පේනවා, එතකොට, මහාකාශ්‍යප මහරහතන් වහන්සේ අපි මේ කාලේ හිතන විදියට නම් 'ජනප්‍රිය' කියන වචනයට ගැලපෙන්නේ නෑ. ජනප්‍රිය කෙනෙක් වෙන්ට බෑ. නමුත් පින්වතුනි ජනප්‍රියත්වයේ මට්ටම් දෙකක් තිබෙනවා. ධනය, **තිලය**, **බලකල** ආදී දේවල් නිසා ජනප්‍රිය වීමක් තිබෙනවා. ඒක බොහොම මතුපිටින් යන ජනප්‍රියත්වයක්. බොහොම ඉක්මණින් නැතිවෙලා යනවා. ගුණ ගරුකත්වය නිසා ඇතිවන ජනප්‍රියත්වය රීටත් වඩා ගැඹුරු දෙයක්. දැන් මෙතනින් අපට පේනවා, අර කුඩා දරුවන් කියල කිව්වහම, අපි දන්නවා කුඩා දරුවන්ට සමහර දේවල් ඉවෙන් වගේ දැනෙනවා. වැඩිහිටියන්ගේ නොයෙකුත් විතර්කවලින්, විචේවන ආදී ඒ හිතිවිලි වලින්, කලවම් වෙච්ච, ව්‍යාකූල වෙච්ච, සිත්වලට වඩා පිරිසුද සිතක් කුඩා දරුවන් තුළ තිබෙනවා. ඔවුන්ට මේ ගුණ සම්පත්තිය කියන එක සමහරවිට ඉවෙන් වගේ දැනෙනවා. අන්න ඒක නිසා වෙන්න ඇති අර පන්සියයක් දරුවන් අර බුදු පියාණන් වහන්සේලාටත් - ඒ ගෞරව නැතිව නොවෙයි - වන්දනා කළාට මොකද අර තනිව වඩින මහාකාශ්‍යප මහරහතන් වහන්සේගේ තපෝ ගුණයට විශේෂයෙන් වශීවුනේ. වශීවෙලා අර විදියට කැවුම් මලු පූජා කළේ. එයින් පේනවා ඒ දරුවන් තුළ යම්කිසි සහජ පුණ්‍ය ශක්තියකුත් තිබෙන්ට ඇති. "හැදෙන ගහ දෙපත්තෙන් දැනේ" කියල කථාවක් තිබෙනවා. ඒ වගේ මේ දරුවන් තුළත් හැදෙන ගසක් වගේ **ඇකුළත** **කිබිල** කියනවා යම්කිසි ගුණ ශක්තියක්. ඒක නිසාමයි අර බණ අහලා **අවිවර** ඉක්මණින්ම ඒ සෝවාන් එළය **සියලා** කියන උතුම් තත්ත්වයට පත් වුනේ. බුදු පියාණන්වහන්සේ ප්‍රකාශ කරල තිබෙනවා චක්‍රවර්ති රාජ්‍යයටත් වඩා ශ්‍රේෂ්ඨවූ තත්ත්වයක් සෝවාන් තත්ත්වය පවා - පළමුවෙනි මාර්ගඵලය **වුනාත්**. මොකද, තව ජීවිත හතයි සංසාරයේ ගෙවන්න වෙන්නේ. ඒ වගේම සතර අපායෙන් නිදහස්. එබඳු තත්ත්වයක් ලබාගත්තා.</w:t>
+        <w:t>මහාකාශ්‍යප මහ රහතන් වහන්සේ උපමා කළා පාළු ළිඳකට එබී බලන කෙනෙකුට. හරියට දැන් පාළු ළිඳකට කෙනෙක් එබී බලනකොට එබී බලන්නේ, ඒකට වැටෙන්න හිතාගෙන නොවෙයි. කයයි සිතයි මැත්කරගෙන. කයයි සිතයි මැත් කරගෙන පාළු ළිඳකට එබී බලන්න වගේ ගිහියන් අතර පිඬුසිහා වඩිනවා කියල මහා කාශ්‍යප මහරහතන් වහන්සේට ප්‍රශංසා කර වදාළා, බුදු පියාණන් වහන්සේ. ඔය උපමා දෙකෙන් පේනවා, එතකොට, මහාකාශ්‍යප මහරහතන් වහන්සේ අපි මේ කාලේ හිතන විදියට නම් 'ජනප්‍රිය' කියන වචනයට ගැලපෙන්නේ නෑ. ජනප්‍රිය කෙනෙක් වෙන්ට බෑ. නමුත් පින්වතුනි ජනප්‍රියත්වයේ මට්ටම් දෙකක් තිබෙනවා. ධනය, නිලය, බලතල ආදී දේවල් නිසා ජනප්‍රිය වීමක් තිබෙනවා. ඒක බොහොම මතුපිටින් යන ජනප්‍රියත්වයක්. බොහොම ඉක්මණින් නැතිවෙලා යනවා. ගුණ ගරුකත්වය නිසා ඇතිවන ජනප්‍රියත්වය රීටත් වඩා ගැඹුරු දෙයක්. දැන් මෙතනින් අපට පේනවා, අර කුඩා දරුවන් කියල කිව්වහම, අපි දන්නවා කුඩා දරුවන්ට සමහර දේවල් ඉවෙන් වගේ දැනෙනවා. වැඩිහිටියන්ගේ නොයෙකුත් විතර්කවලින්, විචේවන ආදී ඒ හිතිවිලි වලින්, කලවම් වෙච්ච, ව්‍යාකූල වෙච්ච, සිත්වලට වඩා පිරිසුද සිතක් කුඩා දරුවන් තුළ තිබෙනවා. ඔවුන්ට මේ ගුණ සම්පත්තිය කියන එක සමහරවිට ඉවෙන් වගේ දැනෙනවා. අන්න ඒක නිසා වෙන්න ඇති අර පන්සියයක් දරුවන් අර බුදු පියාණන් වහන්සේලාටත් - ඒ ගෞරව නැතිව නොවෙයි - වන්දනා කළාට මොකද අර තනිව වඩින මහාකාශ්‍යප මහරහතන් වහන්සේගේ තපෝ ගුණයට විශේෂයෙන් වශීවුනේ. වශීවෙලා අර විදියට කැවුම් මලු පූජා කළේ. එයින් පේනවා ඒ දරුවන් තුළ යම්කිසි සහජ පුණ්‍ය ශක්තියකුත් තිබෙන්ට ඇති. "හැදෙන ගහ දෙපත්තෙන් දැනේ" කියල කථාවක් තිබෙනවා. ඒ වගේ මේ දරුවන් තුළත් හැදෙන ගසක් වගේ ඇතුළත තිබිල තියෙනවා යම්කිසි ගුණ ශක්තියක්. ඒක නිසාමයි අර බණ අහලා අච්චර ඉක්මණින්ම ඒ සෝවාන් එළය කියලා කියන උතුම් තත්ත්වයට පත් වුනේ. බුදු පියාණන්වහන්සේ ප්‍රකාශ කරල තිබෙනවා චක්‍රවර්ති රාජ්‍යයටත් වඩා ශ්‍රේෂ්ඨවූ තත්ත්වයක් සෝවාන් තත්ත්වය පවා - පළමුවෙනි මාර්ගඵලය වුනත්. මොකද, තව ජීවිත හතයි සංසාරයෙ ගෙවන්න වෙන්නෙ. ඒ වගේම සතර අපායෙන් නිදහස්. එබඳු තත්ත්වයක් ලබාගත්තා.</w:t>
       </w:r>
     </w:p>
     <w:p>
@@ -251,7 +251,7 @@
         <w:spacing w:after="120" w:line="300" w:lineRule="auto"/>
       </w:pPr>
       <w:r>
-        <w:t>ඒ වගේම එතනදී මේ දරුවන්ගේ සිත සකස්වුනෙ කොහොමද කියන එකත් අපිට හිතාගන්න පුළුවන්. පළමුවෙන්ම ඒ මහා කාශ්‍යප මහ රහතන් වහන්සේගෙ ගුණ සම්පත්තිය අනුව සිත පහදවා ගත්තා. ඒ ගුණ සම්පත්තිය හැඳිනගත්තා. බුදු පියාණන්වහන්සේ වදාළ කෙටිගාථාවෙන්. දැන් අපි අර පළමුවෙන්ම විග්‍රහකළේ ඒ ගාථාවෙ අදහසයි. එයින් තේරුම් ගත්ත මේ මහාකාශ්‍යප මහ රහතන්වහන්සේගේ තුළ මේ ගුණ සම්පත්තිය තියෙන නිසයි අපේ සිත පැහැදුනෙ කියල. යමක් පිළිබඳව මුදිතාවෙන් සතුටු වෙනවා නම් ඒ එක්කම තමන් ඒ ගුණයත් එක්කම වැඩෙනවා. ඒ වගේම ඒ දරුවන් තුළ තිබුණු පැහැදුනු සිත වඩාත් පිරිසිදු උනා. ඊළඟට ඒ වගේම අපට හිතාගන්න පුළුවන් ඒ පිරිසිදු සිත තවත් පිරිසිදු වෙන්ට උපකාර උනා අර පරිත්‍යාගය. මෙතන කැවුම්  පමණක් නොවෙයි පරිත්‍යාග උනේ. කැවුම්  එක්ක බැඳුණු **චිත්තෝදයත්** පරිත්‍යාග උනා. උයනට ගිහිල්ල මේ කැවුම්  කකා කෙළි සෙල්ලම් කරන අදහසින් මේ ළමයි පිටත්වුනේ. නමුත් මේ පන්සිය දෙනාම එක් සිතින් අර සියලුම කැවුම්  ටික බුදු ප්‍රමුඛ සංඝයා වහන්සේලාට පූජා කළා. එයින් ඒ පරිත්‍යාගය සම්පූර්ණ උනා. සිත වඩාත් ප්‍රසන්න උනා, පැහැදුනා. එබඳු ඒ ප්‍රසන්න සිත තමයි ඊළඟට අර **මාඟීඵල** අවබෝධයෙන් ඒ සෝවාන් තත්ත්වය ලබාගත්තේ. අන්න ඒ අනුව අපිට **මෙතෙකින්** පේනවා, මේකෙ වටිනා දහම් රසයක් තිබෙනවා, ගුණ සුවඳක් මේක තුළ තිබෙනවා.</w:t>
+        <w:t>ඒ වගේම එතනදී මේ දරුවන්ගේ සිත සකස්වුනෙ කොහොමද කියන එකත් අපිට හිතාගන්න පුළුවන්. පළමුවෙන්ම ඒ මහා කාශ්‍යප මහ රහතන් වහන්සේගෙ ගුණ සම්පත්තිය අනුව සිත පහදවා ගත්තා. ඒ ගුණ සම්පත්තිය හැඳිනගත්තා. බුදු පියාණන්වහන්සේ වදාළ කෙටිගාථාවෙන්. දැන් අපි අර පළමුවෙන්ම විග්‍රහකළේ ඒ ගාථාවෙ අදහසයි. එයින් තේරුම් ගත්ත මේ මහාකාශ්‍යප මහ රහතන්වහන්සේගේ තුළ මේ ගුණ සම්පත්තිය තියෙන නිසයි අපේ සිත පැහැදුනෙ කියල. යමක් පිළිබඳව මුදිතාවෙන් සතුටු වෙනවා නම් ඒ එක්කම තමන් ඒ ගුණයත් එක්කම වැඩෙනවා. ඒ වගේම ඒ දරුවන් තුළ තිබුණු පැහැදුනු සිත වඩාත් පිරිසිදු උනා. ඊළඟට ඒ වගේම අපට හිතාගන්න පුළුවන් ඒ පිරිසිදු සිත තවත් පිරිසිදු වෙන්ට උපකාර උනා අර පරිත්‍යාගය. මෙතන කැවුම්  පමණක් නොවෙයි පරිත්‍යාග උනේ. කැවුම්  එක්ක බැඳුණු විනෝදයත් පරිත්‍යාග උනා. උයනට ගිහිල්ල මේ කැවුම්  කකා කෙළි සෙල්ලම් කරන අදහසින් මේ ළමයි පිටත්වුනේ. නමුත් මේ පන්සිය දෙනාම එක් සිතින් අර සියලුම කැවුම්  ටික බුදු ප්‍රමුඛ සංඝයා වහන්සේලාට පූජා කළා. එයින් ඒ පරිත්‍යාගය සම්පූර්ණ උනා. සිත වඩාත් ප්‍රසන්න උනා, පැහැදුනා. එබඳු ඒ ප්‍රසන්න සිත තමයි ඊළඟට අර මාර්ගඵල අවබෝධයෙන් ඒ සෝවාන් තත්ත්වය ලබාගත්තේ. අන්න ඒ අනුව අපිට මේකෙන් පේනවා, මේකෙ වටිනා දහම් රසයක් තිබෙනවා, ගුණ සුවඳක් මේක තුළ තිබෙනවා.</w:t>
       </w:r>
     </w:p>
     <w:p>
@@ -259,7 +259,7 @@
         <w:spacing w:after="120" w:line="300" w:lineRule="auto"/>
       </w:pPr>
       <w:r>
-        <w:t>ඊළඟට තවදුරටත් කල්පනා කරල බලනවා නම්, දැන් මේ බුදුපියාණන් වහන්සේ වදාළ කාරණා අනුව මහා කාශ්‍යප මහ රහතන් වහන්සේගේ ජනප්‍රියත්වය, දෙවියන් අතරත් මනුෂ්‍යයන් අතරත් ඒ ගුණ සම්පත්තිය නිසා ඇතිවූ ජනප්‍රියත්වයයි. දැන් සාමාන්‍ය සංකල්පයක් තිබෙනවා - විශේෂයෙන්ම මේ කාලයේ - සංඝයා වහන්සේලා කියල කියන්නේ ගිහි පින්වතුන්ගේ සිවුපසයෙන් යැපෙන අය. ඒක නිසා ඒ සඳහා යම්කිසි ණයක් ගෙවන්ට ඕන. මේක හුවමාරුවක්. මේක ගනුදෙනුවක්. කාරණේත් ඇත්තයි. යම්කිසි ගනුදෙනුවක් මෙතන තියෙන්නෙ. ඒ ණය ගෙවන ආකාරය තමයි ටිකක් වෙනස් වෙන්නේ. සාමාන්‍ය ලෞකික ණය ගෙවීම් වාගේ දෙයක් නොවෙයි. ලෞකික දේ වෙනුවට ලෝකෝත්තර අර්ථයක් සිද්ධ කිරීමෙන් තමයි මේ ණය ගෙවෙන්නේ. ඒක නිසා තමයි දැන් 'අත්තනො කම්ම කුබ්බානං' කියල අර ගාථාවෙ කිව්වේ - 'තමාගේ වැඩය කරන', තමාගේ වැඩය කරන කෙනාට සමාජයේ යොදන වචනයක් තිබෙනවා 'ආත්මාර්ථකාමී' කියලා. 'ආත්මාර්ථකාමී පුද්ගලයා'. එතකොට මහාකාශ්‍යප මහරහතන් වහන්සේ හඳුන්වන්නේ බුදු පියාණන්වහන්සේ ආත්මාර්ථකාමී කෙනෙක් හැටියට. නමුත් මේ ආත්මාර්ථය සිද්ධවෙනවත් එක්කම - මොකක්ද ආත්මාර්ථය, ශීල සමාධි ප්‍රඥා කියල කියන නිවනට උපකාරීවන ධර්ම පිරීම - ඒවා සම්පූර්ණ වෙනකොට පරාර්ථය සිද්ධවෙලා ඉවරයි. ඒක නිසා එතන ආත්මාර්ථයම පරාර්ථය බවට පත් වෙනවා. දැන් මේ **ශිෂ්‍යන්** විසින් සංඝයා වහන්සේලාට පූජාකරන සිවුපසය ගැන කල්පනා කරල බලනකොට, මේවා පූජාකිරීම අර යාවකයින්ට - දුගී මගී යාවකාදීන්ට - දීමට වඩා වෙනස් දෙයක්. දුගී මගී යාවකාදීන්ට දෙන්නේ, පින්වතුනි කරුණාව මූලික කරගෙන. සංඝයා වහන්සේලාට පූජාකරන්නේ ශ්‍රද්ධාව මූලික කරගෙන. ඒක නිසා බුදු පියාණන්වහන්සේ බොහෝ අවස්ථාවල සංඝයා වහන්සේලාට තමන්ට අයිති වැඩේ සිහිපත් කරදීම සඳහා ප්‍රකාශ කළා, "මහණෙනි නුඹලා 'සද්ධාදෙය්‍ය' භෝජනය වළදනවා" කියල. ශ්‍රද්ධාවෙන් දෙන ආහාරය වළදලයි නුඹලා මේ ජීවත්වෙන්නේ කියල. ඒකට ණය ගෙවන්ට ඕන. ඒකට ණය ගෙවන්ට ඕන. කොහොමද ණය ගෙවන්නේ? මේ සිවුපසය පරිභෝග කරන ක්‍රම හතරක් ධර්මයෙහි දක්වල තිබෙනවා. මොනවද ඒ හතර?</w:t>
+        <w:t>ඊළඟට තවදුරටත් කල්පනා කරල බලනවා නම්, දැන් මේ බුදුපියාණන් වහන්සේ වදාළ කාරණා අනුව මහා කාශ්‍යප මහ රහතන් වහන්සේගේ ජනප්‍රියත්වය, දෙවියන් අතරත් මනුෂ්‍යයන් අතරත් ඒ ගුණ සම්පත්තිය නිසා ඇතිවූ ජනප්‍රියත්වයයි. දැන් සාමාන්‍ය සංකල්පයක් තිබෙනවා - විශේෂයෙන්ම මේ කාලයේ - සංඝයා වහන්සේලා කියල කියන්නේ ගිහි පින්වතුන්ගේ සිවුපසයෙන් යැපෙන අය. ඒක නිසා ඒ සඳහා යම්කිසි ණයක් ගෙවන්ට ඕන. මේක හුවමාරුවක්. මේක ගනුදෙනුවක්. කාරණේත් ඇත්තයි. යම්කිසි ගනුදෙනුවක් මෙතන තියෙන්නෙ. ඒ ණය ගෙවන ආකාරය තමයි ටිකක් වෙනස් වෙන්නේ. සාමාන්‍ය ලෞකික ණය ගෙවීම් වාගේ දෙයක් නොවෙයි. ලෞකික දේ වෙනුවට ලෝකෝත්තර අර්ථයක් සිද්ධ කිරීමෙන් තමයි මේ ණය ගෙවෙන්නේ. ඒක නිසා තමයි දැන් 'අත්තනො කම්ම කුබ්බානං' කියල අර ගාථාවෙ කිව්වේ - 'තමාගේ වැඩය කරන', තමාගේ වැඩය කරන කෙනාට සමාජයේ යොදන වචනයක් තිබෙනවා 'ආත්මාර්ථකාමී' කියලා. 'ආත්මාර්ථකාමී පුද්ගලයා'. එතකොට මහාකාශ්‍යප මහරහතන් වහන්සේ හඳුන්වන්නේ බුදු පියාණන්වහන්සේ ආත්මාර්ථකාමී කෙනෙක් හැටියට. නමුත් මේ ආත්මාර්ථය සිද්ධවෙනවත් එක්කම - මොකක්ද ආත්මාර්ථය, ශීල සමාධි ප්‍රඥා කියල කියන නිවනට උපකාරීවන ධර්ම පිරීම - ඒවා සම්පූර්ණ වෙනකොට පරාර්ථය සිද්ධවෙලා ඉවරයි. ඒක නිසා එතන ආත්මාර්ථයම පරාර්ථය බවට පත් වෙනවා. දැන් මේ ශිෂ්‍යයන් විසින් සංඝයා වහන්සේලාට පූජාකරන සිවුපසය ගැන කල්පනා කරල බලනකොට, මේවා පූජාකිරීම අර යාවකයින්ට - දුගී මගී යාවකාදීන්ට - දීමට වඩා වෙනස් දෙයක්. දුගී මගී යාවකාදීන්ට දෙන්නේ, පින්වතුනි කරුණාව මූලික කරගෙන. සංඝයා වහන්සේලාට පූජාකරන්නේ ශ්‍රද්ධාව මූලික කරගෙන. ඒක නිසා බුදු පියාණන්වහන්සේ බොහෝ අවස්ථාවල සංඝයා වහන්සේලාට තමන්ට අයිති වැඩේ සිහිපත් කරදීම සඳහා ප්‍රකාශ කළා, "මහණෙනි නුඹලා 'සද්ධාදෙය්‍ය' භෝජනය වළදනවා" කියල. ශ්‍රද්ධාවෙන් දෙන ආහාරය වළදලයි නුඹලා මේ ජීවත්වෙන්නේ කියල. ඒකට ණය ගෙවන්ට ඕන. ඒකට ණය ගෙවන්ට ඕන. කොහොමද ණය ගෙවන්නේ? මේ සිවුපසය පරිභෝග කරන ක්‍රම හතරක් ධර්මයෙහි දක්වල තිබෙනවා. මොනවද ඒ හතර?</w:t>
       </w:r>
     </w:p>
     <w:p>
@@ -275,7 +275,7 @@
         <w:spacing w:after="120" w:line="300" w:lineRule="auto"/>
       </w:pPr>
       <w:r>
-        <w:t>ථෙය්‍ය පරිභෝගය - ථෙය්‍ය පරිභෝගය කියල කියන්නේ. අපි සාමාන්‍ය වචනයක් ගත්තොත්, 'හොරාකනවා' වගේ. හොරාට අරගෙන පාවිච්චි කරනවා වගේ. ථෙය්‍ය පරිභෝගය.</w:t>
+        <w:t>ථෙය්‍ය පරිභෝගය - ථෙය්‍ය පරිභෝගය කියල කියන්නේ. අපි සාමාන්‍ය වචනයක් ගත්තොත්, 'හොරාකනව' වගේ. හොරාට අරගෙන පාවිච්චි කරනවා වගේ. ථෙය්‍ය පරිභෝගය.</w:t>
       </w:r>
     </w:p>
     <w:p>
@@ -291,7 +291,7 @@
         <w:spacing w:after="120" w:line="300" w:lineRule="auto"/>
       </w:pPr>
       <w:r>
-        <w:t>ණය පරිභෝගය - ණයට අරගෙන පාවිච්චි කරනවා වගේ</w:t>
+        <w:t>ඉණ පරිභෝගය - ණයට අරගෙන පාවිච්චි කරනවා වගේ</w:t>
       </w:r>
     </w:p>
     <w:p>
@@ -347,7 +347,7 @@
         <w:spacing w:after="120" w:line="300" w:lineRule="auto"/>
       </w:pPr>
       <w:r>
-        <w:t>ඊළඟට, දෙවෙනි කාරණය - ණය පරිභෝගය. ණයට අරගෙන පාවිච්චි කරන එක. හොරාට අරගෙන පාවිච්චි කරනවාට වැඩිය දෙවෙනි තත්ත්වය ඊට වඩා ටිකක් හරි හොඳයි - ණයට ගන්න එක. ඒක **තොගෙන** බෑ. මේ සංඝයා වහන්සේලාට ජීවත්වීම සඳහා සිවුපසය අත්‍යවශයි. ජීවත්වීමට යම්කිසි ප්‍රත්‍යයක් අවශයි. චීවර පිණ්ඩපාත සේනාසන ගිලානප්‍රත්‍යය කියන මේ, **අදින්න** දෙයක්, ආහාරයක්, ඊළඟට **වැසෙන්ට** තැනක්, ආවාසයක්. බෙහෙත් **සේත්** ආදිය. **මෙක** සිවුපසයයි. නමුත් මේ ප්‍රත්‍යය මේ සංඝයා වහන්සේලා ගත්තේ ණයක් හැටියටයි. දැන් අපි දන්නවා මේ ණය - ණයක් අරගත්කු කෙනෙක්, ඒක අපි හිතමු යම්කිසි ව්‍යාපාරයක් සඳහා හෝ ගොවිතැන් සඳහා හෝ ණයකරයක් ගත්තා. ඒ ණය ආයි ගෙවන්ට කිසිවෙක් අදහසක් නැතිව ඒක කාබාසිනියා කරනවා නම්, එයා ඇත්ත වශයෙන්ම ණය කාරයෙක් නොවෙයි, හොරෙක්. ඒ වෙනුවට යම්කිසි කෙනෙක් ඒක හරියාකාර, නිසියාකාර, ඒ අර්ථය සිද්ධකර ගැනීම සඳහා ව්‍යාපාරයේ හෝ ගොවිතැනේ හෝ යොදමින්, අවස්ථානුකූලව පොලී ගෙවනවා නම්, අන්න ඒ තැනැත්තා නියම ණය කාරයෙක්. ණය කාරයෙකුට අයිති යුතුකම ඉෂ්ටකරන කෙනෙක්. අන්න ඒ වගේ බුදුපියාණන්වහන්සේ මේ ණය පරිභෝගය **කියල** කියන, 'ණයට අරගෙන පරිභෝග කිරීම' කියන එක තෝරල තියෙන්නෙ කොහොමද? යම්කිසි භික්ෂුවක් අර සිවුපසය එක එකක්ම, චීවර පිණ්ඩපාත සේනාසන ගිලානප්‍රත්‍යය කියන ඒ එක එක ප්‍රත්‍යයක්ම, ප්‍රත්‍යවේක්ෂා කරල, නුවණින් සලකල බලල, පරිභෝග කරනවා නම්, ඒක හරියට ණය කාරයෙක් හැටියට පරිභෝග කිරීම වගේ. මේ ප්‍රත්‍යවේක්ෂාව කියන එකේ දෙපැත්තක් තියෙනවා. දැන් අපි හිතමු, ඒකට නිදසුනක් ගත්තොත්, පිණ්ඩපාතය - ආහාරය. ආහාරය සාමාන්‍යයෙන් ගිහි පින්වතුන් පාවිච්චි කරන්නේ කුසයින්න නිවාගැනීමට පමණක් නොවෙයි. රස තෘෂ්ණාව, තව, ඇහපත හොදට වඩවා ගැනීම, රූප සම්පන්න කර ගැනීම. ඔය විදියේ පරමාර්ථ අනුවයි. ඒ විදියේ එකක් සංඝයාවහන්සේලාට සුදුසු නැති නිසා බුදුපියාණන් වහන්සේ ප්‍රකාශ කරල තිබෙනවා මේ ගන්න ආහාරයේ - පිණ්ඩපාතයේ, - නියම පරමාර්ථය **මෙන්තැන්නොයි** කියල. "මේ කය පවත්වාගෙන මේ සංසාරයෙන් එතරවීම සඳහා, මේ උතුම් ජීවිතය, බ්‍රහ්මචරියාව ගෙනයාම සඳහායි මම මේ ආහාරය ගන්නේ" කියල, ආහාරයේ - පිණ්ඩපාතයේ - නියම අර්ථය නුවණින් සලකල බැලීම එක පැත්තක්. ඒ වගේම, එපමණක් නොවෙයි. ඒ පිණ්ඩපාතය වැළදීමත් එක්තරා භාවනාවක් කරගන්නවා. කොහොමද? මේ පිණ්ඩපාතය කියල මා ගන්න ආහාරය, පඨවි, ආපෝ, තේජෝ, වායෝ කියන ධාතුවලින් සකැස්වුනු එකක්. මගේ ශරීරයත් ඒ වගේම ධාතුවලින් සකැස්වුනු ශරීරයක්. මේ පිණ්ඩපාතය පිරිසිදුව **කිබුනාට** මොකද මේ පිළිකුල් සහගත ශරීරයට ඇතුල්වෙලා මේක පිළිකුල් බවට පත්වෙනවා. එයින් කෙරෙන්නේ මොකක්ද, ධාතු මනසිකාර, අසුභ මනසිකාර. කියල කියන භාවනා දෙකක් එකෙන් කෙරෙනවා. අන්න ඒකයි. දැන් අපි අර කලින් කිව්ව නේ, අර **ණයකරයෙක්** **ගත්කහම** ණය ගැනීමේ පරමාර්ථය සිහිපත් කිරීමත් - ඒ කටයුතු කිරීමත් - ඊළඟට අවස්ථානුකූලව පොලී ගෙවීමත් නියම ණයකාරයකුගේ යුතුකමය කියල. දැන් මෙතනත් කෙරෙන්නේ ඒකයි. අර සිවුපසය එක එකක්ම - දැන් ආහාරය නම් - "මේක මම ගත්තේ ණයට. මොකටද ගත්තේ? මේ සංසාර කාන්තාරයෙන් එතෙරවීම සඳහා මේ ශරීරය පවත්වාගැනීම සඳහයි", කියල අන්න පරමාර්ථය සැලකුවා. ඊළඟට එකට පොලී ගෙවීම මොකක්ද? අන්න භාවනාවට හැරෙනවා. මේ පිණ්ඩපාතයත් මේ මගේ ශරීරයත් ධාතු හතරෙන් **පැහී**, ආපෝ, තේජෝ, වායෝ කියන ධාතු හතරෙන් නිර්මාණය වෙච්ච දේවල්. එතනින්ම, අනාත්ම ධර්මයත් ඒක තුළ තියෙනවා. අනිත්‍ය දුඃබ, අනාත්ම. ඊළඟට එපමණක් නොවෙයි, අසුභ පැත්කට හරවනවා. මගේ ශරීරයට, මේ කුණු ශරීරයට, එකතුවෙලා මේ පිරිසිදු ආහාරය කිලිටි බවට පත්වෙනවා. **මන්න** එයින් පොලී ගෙවීමක් කෙරෙනවා. ඇයි? නිවන කරා යන ගමනක්නෙ. නිවන කරා යන ගමනට භාවනාව අත්‍යවශයි. එතකොට සිවුපස පරිභෝගය තුළින් භාවනාවක් කෙරෙනවා. ඒක තමයි පොලී ගෙවීම. මේ විදියට අපි වඩාත් විස්තරකළේ මොකද, ඇතැම් කෙනෙක් මේක **කෝරන්නේ** වෙන විදියකටයි. සංඝයා වහන්සේලා සිවුපසය ප්‍රත්‍යවේක්ෂා කරල වැළදීම පමණකින්ම ණයෙන් නිදහස් වෙනවා කියලත් ඇතැම් කෙනෙක් **කෝරනවා**. ඒක නිවැරදියි කියල කියන්න බෑ. ඒකේ අඩුපාඩුවක් තියෙනවා. සිවුපසය ප්‍රත්‍යවේක්ෂා කරල වැළදීම පමණකින් භික්ෂුවක් ණයෙන් නිදහස් වෙන්නේ නෑ. තව ඈතට වැඩ තියෙනවා. ඊළඟට අනිත් කාරණා ප්‍රකාශ කරනකොට ඒක පැහැදිලි වේවි.</w:t>
+        <w:t>ඊළඟට, දෙවෙනි කාරණය - ඉණ පරිභෝගය. ණයට අරගෙන පාවිච්චි කරන එක. හොරාට අරගෙන පාවිච්චි කරනවාට වැඩිය දෙවෙනි තත්ත්වය ඊට වඩා ටිකක් හරි හොඳයි - ණයට ගන්න එක. ඒක නොගෙන බෑ. මේ සංඝයා වහන්සේලාට ජීවත්වීම සඳහා සිවුපසය අත්‍යවශයි. ජීවත්වීමට යම්කිසි ප්‍රත්‍යයක් අවශයි. චීවර පිණ්ඩපාත සේනාසන ගිලානප්‍රත්‍යය කියන මේ, අඳින්න දෙයක්, ආහාරයක්, ඊළඟට වසන්න තැනක්, ආවාසයක්. බෙහෙත් හේත් ආදිය. මේක සිවුපසයයි. නමුත් මේ ප්‍රත්‍යය මේ සංඝයා වහන්සේලා ගත්තේ ණයක් හැටියටයි. දැන් අපි දන්නවා මේ ණය - ණයක් අරගත්කු කෙනෙක්, ඒක අපි හිතමු යම්කිසි ව්‍යාපාරයක් සඳහා හෝ ගොවිතැන් සඳහා හෝ ණයකරයක් ගත්තා. ඒ ණය ආයි ගෙවන්ට කිසිවෙක් අදහසක් නැතිව ඒක කාබාසිනියා කරනවා නම්, එයා ඇත්ත වශයෙන්ම ණය කාරයෙක් නොවෙයි, හොරෙක්. ඒ වෙනුවට යම්කිසි කෙනෙක් ඒක හරියාකාර, නිසියාකාර, ඒ අර්ථය සිද්ධකර ගැනීම සඳහා ව්‍යාපාරයේ හෝ ගොවිතැනේ හෝ යොදමින්, අවස්ථානුකූලව පොලී ගෙවනවා නම්, අන්න ඒ තැනැත්තා නියම ණය කාරයෙක්. ණය කාරයෙකුට අයිති යුතුකම ඉෂ්ටකරන කෙනෙක්. අන්න ඒ වගේ බුදුපියාණන්වහන්සේ මේ ඉණ පරිභෝගය කියල කියන, 'ණයට අරගෙන පරිභෝග කිරීම' කියන එක තෝරල තියෙන්නෙ කොහොමද? යම්කිසි භික්ෂුවක් අර සිවුපසය එක එකක්ම, චීවර පිණ්ඩපාත සේනාසන ගිලානප්‍රත්‍යය කියන ඒ එක එක ප්‍රත්‍යයක්ම, ප්‍රත්‍යවේක්ෂා කරල, නුවණින් සලකල බලල, පරිභෝග කරනවා නම්, ඒක හරියට ණය කාරයෙක් හැටියට පරිභෝග කිරීම වගේ. මේ ප්‍රත්‍යවේක්ෂාව කියන එකේ දෙපැත්තක් තියෙනවා. දැන් අපි හිතමු, ඒකට නිදසුනක් ගත්තොත්, පිණ්ඩපාතය - ආහාරය. ආහාරය සාමාන්‍යයෙන් ගිහි පින්වතුන් පාවිච්චි කරන්නේ කුසයින්න නිවාගැනීමට පමණක් නොවෙයි. රස තෘෂ්ණාව, තව, ඇහපත හොදට වඩවා ගැනීම, රූප සම්පන්න කර ගැනීම. ඔය විදියේ පරමාර්ථ අනුවයි. ඒ විදියේ එකක් සංඝයාවහන්සේලාට සුදුසු නැති නිසා බුදුපියාණන් වහන්සේ ප්‍රකාශ කරල තිබෙනවා මේ ගන්න ආහාරයේ - පිණ්ඩපාතයේ, - නියම පරමාර්ථය හිතන්නෙයි කියල. "මේ කය පවත්වාගෙන මේ සංසාරයෙන් එතරවීම සඳහා, මේ උතුම් ජීවිතය, බ්‍රහ්මචරියාව ගෙනයාම සඳහායි මම මේ ආහාරය ගන්නේ" කියල, ආහාරයේ - පිණ්ඩපාතයේ - නියම අර්ථය නුවණින් සලකල බැලීම එක පැත්තක්. ඒ වගේම, එපමණක් නොවෙයි. ඒ පිණ්ඩපාතය වැළදීමත් එක්තරා භාවනාවක් කරගන්නවා. කොහොමද? මේ පිණ්ඩපාතය කියල මා ගන්න ආහාරය, පඨවි, ආපෝ, තේජෝ, වායෝ කියන ධාතුවලින් සකැස්වුනු එකක්. මගේ ශරීරයත් ඒ වගේම ධාතුවලින් සකැස්වුනු ශරීරයක්. මේ පිණ්ඩපාතය පිරිසිදුව තිබුනට මොකද මේ පිළිකුල් සහගත ශරීරයට ඇතුල්වෙලා මේක පිළිකුල් බවට පත්වෙනවා. එයින් කෙරෙන්නේ මොකක්ද, ධාතු මනසිකාර, අසුභ මනසිකාර. කියල කියන භාවනා දෙකක් එකෙන් කෙරෙනවා. අන්න ඒකයි. දැන් අපි අර කලින් කිව්ව නේ, අර ණයකරයක් ගත්තහම ණය ගැනීමේ පරමාර්ථය සිහිපත් කිරීමත් - ඒ කටයුතු කිරීමත් - ඊළඟට අවස්ථානුකූලව පොලී ගෙවීමත් නියම ණයකාරයකුගේ යුතුකමය කියල. දැන් මෙතනත් කෙරෙන්නේ ඒකයි. අර සිවුපසය එක එකක්ම - දැන් ආහාරය නම් - "මේක මම ගත්තේ ණයට. මොකටද ගත්තේ? මේ සංසාර කාන්තාරයෙන් එතෙරවීම සඳහා මේ ශරීරය පවත්වාගැනීම සඳහයි", කියල අන්න පරමාර්ථය සැලකුවා. ඊළඟට එකට පොලී ගෙවීම මොකක්ද? අන්න භාවනාවට හැරෙනවා. මේ පිණ්ඩපාතයත් මේ මගේ ශරීරයත් ධාතු හතරෙන් පඨවි, ආපෝ, තේජෝ, වායෝ කියන ධාතු හතරෙන් නිර්මාණය වෙච්ච දේවල්. එතනින්ම, අනාත්ම ධර්මයත් ඒක තුළ තියෙනවා. අනිත්‍ය දුක්ඛ, අනාත්ම. ඊළඟට එපමණක් නොවෙයි, අසුභ පැත්කට හරවනවා. මගේ ශරීරයට, මේ කුණු ශරීරයට, එකතුවෙලා මේ පිරිසිදු ආහාරය කිලිටි බවට පත්වෙනවා. ඔන්න එයින් පොලී ගෙවීමක් කෙරෙනවා. ඇයි? නිවන කරා යන ගමනක්නෙ. නිවන කරා යන ගමනට භාවනාව අත්‍යවශයි. එතකොට සිවුපස පරිභෝගය තුළින් භාවනාවක් කෙරෙනවා. ඒක තමයි පොලී ගෙවීම. මේ විදියට අපි වඩාත් විස්තරකළේ මොකද, ඇතැම් කෙනෙක් මේක තෝරන්නේ වෙන විදියකටයි. සංඝයා වහන්සේලා සිවුපසය ප්‍රත්‍යවේක්ෂා කරල වැළදීම පමණකින්ම ණයෙන් නිදහස් වෙනවා කියලත් ඇතැම් කෙනෙක් තෝරනවා. ඒක නිවැරදියි කියල කියන්න බෑ. ඒකේ අඩුපාඩුවක් තියෙනවා. සිවුපසය ප්‍රත්‍යවේක්ෂා කරල වැළදීම පමණකින් භික්ෂුවක් ණයෙන් නිදහස් වෙන්නේ නෑ. තව ඈතට වැඩ තියෙනවා. ඊළඟට අනිත් කාරණා ප්‍රකාශ කරනකොට ඒක පැහැදිලි වේවි.</w:t>
       </w:r>
     </w:p>
     <w:p>
@@ -355,7 +355,7 @@
         <w:spacing w:after="120" w:line="300" w:lineRule="auto"/>
       </w:pPr>
       <w:r>
-        <w:t>ඒ දෙවෙනි කාරණය අපි කිව්වේ - ණය පරිභෝගය. ඊළඟට තුන්වෙනි කාරණය මොකක්ද? දායජ්ජ පරිභෝගය. දායාදයක් හැටියට සලකල පාවිච්චි කිරීම. ඒක තෝරන්නෙ මෙහෙමයි. අපි හිතමු සෝවාන් තත්ත්වයට ශික්ෂුවක් පත්උනාය කියල. ඒ ශික්ෂුව එදා ඒ පත්වුන අවස්ථාවේ ඉඳල නියම බුදු පුත්‍රයෙක්. ඊළඟට සෝවාන් සකදාගාමී අනාගාමී කියන තත්ත්ව තුනේ සිටින්නේ බුදු පුත්‍රයින්. නමුත් තාම වැඩ ඉවර කරල නෑ. එබදු අයට කියන්නේ 'සේඛ' කියල. මේ ශාසනයේ නියම ආකාරයෙන් සික්මෙන අය. වැඩ ඉවර කරල නෑ. අන්න එබදු අය මේ සිවුපසය පරිභෝග කරන්නේ හරියට අර මවුපියන්ගේ දෙයක් දරුවන් පාවිච්චි කරනවා වගේ, දායාදයක් හැටියට සලකල. දැන් මේ කුඩා දරුවන් මවුපියන් ගෙදර නැත්නම් බය නැතිව මවුපියන්ට අයිති දේවල් පාවිච්චි කරනවා. තමන්ගේ දෙයක් නොවන නමුත් මවුපියන්ට අයිති නිසා. අන්න ඒ වගේ, ඒ සෝවාන් සකදාගාමී අනාගාමී කියන මුල් මාර්ගඵල ප්‍රත්‍යක්ෂ කරගත්තු සංඝයා වහන්සේලාගේ සිවුපස පරිභෝගය උපමා කරන්නේ අර දරුවන් මවුපියන්ගේ දෙයක් පරිභෝග කිරීමට, පාවිච්චි කිරීමට, දායජ්ජ පරිභෝගය. ඒ තුන්වෙනි කාරණය.</w:t>
+        <w:t>ඒ දෙවෙනි කාරණය අපි කිව්වේ - ඉණ පරිභෝගය. ඊළඟට තුන්වෙනි කාරණය මොකක්ද? දායජ්ජ පරිභෝගය. දායාදයක් හැටියට සලකල පාවිච්චි කිරීම. ඒක තෝරන්නෙ මෙහෙමයි. අපි හිතමු සෝවාන් තත්ත්වයට ශික්ෂුවක් පත්උනාය කියල. ඒ ශික්ෂුව එදා ඒ පත්වුන අවස්ථාවේ ඉඳල නියම බුදු පුත්‍රයෙක්. ඊළඟට සෝවාන් සකදාගාමී අනාගාමී කියන තත්ත්ව තුනේ සිටින්නේ බුදු පුත්‍රයින්. නමුත් තාම වැඩ ඉවර කරල නෑ. එබදු අයට කියන්නේ 'සේඛ' කියල. මේ ශාසනයේ නියම ආකාරයෙන් සික්මෙන අය. වැඩ ඉවර කරල නෑ. අන්න එබදු අය මේ සිවුපසය පරිභෝග කරන්නේ හරියට අර මවුපියන්ගේ දෙයක් දරුවන් පාවිච්චි කරනවා වගේ, දායාදයක් හැටියට සලකල. දැන් මේ කුඩා දරුවන් මවුපියන් ගෙදර නැත්නම් බය නැතිව මවුපියන්ට අයිති දේවල් පාවිච්චි කරනවා. තමන්ගේ දෙයක් නොවන නමුත් මවුපියන්ට අයිති නිසා. අන්න ඒ වගේ, ඒ සෝවාන් සකදාගාමී අනාගාමී කියන මුල් මාර්ගඵල ප්‍රත්‍යක්ෂ කරගත්තු සංඝයා වහන්සේලාගේ සිවුපස පරිභෝගය උපමා කරන්නේ අර දරුවන් මවුපියන්ගේ දෙයක් පරිභෝග කිරීමට, පාවිච්චි කිරීමට, දායජ්ජ පරිභෝගය. ඒ තුන්වෙනි කාරණය.</w:t>
       </w:r>
     </w:p>
     <w:p>
@@ -363,7 +363,7 @@
         <w:spacing w:after="120" w:line="300" w:lineRule="auto"/>
       </w:pPr>
       <w:r>
-        <w:t>අවසානයේ තියෙන්නෙ **සාමි** පරිභෝගය. නියම වශයෙන්ම, හැම අර්ථයෙන්ම, සිවුපසයට අයිතිකාරයින් හැටියට පාවිච්චි කිරීම. ඒක කෙරෙන්නේ රහත්වුනාට පස්සෙයි. රහත්වුන අවස්ථාවේදී - රහත්වුන පුද්ගලයා හඳුන්වන්නේ ණයනැති කෙනෙක් හැටියට. ඒක නිසා තමයි - දැන් මහාකාශ්‍යප මහරහතන් වහන්සේ ගැනයි අපි කථා කළේ. මහාකාශ්‍යප මහරහතන් වහන්සේ රහත්වුනේ පැවිදිවෙල හත්දිනෙන්. උන්වහන්සේ මේ කාරණය ප්‍රකාශ කරනවා එක් අවස්ථාවක: 'මම හයදවසක් පමණක් ණයට පිණ්ඩපාතෙ වැළදුවා, හත්වෙනි දවසේ ණය නැතිව වැළදුවා'. එයින් අදහස් කළේ මොකක්ද? හය දවසක් යනතුරු මම රහත්උනෙ නෑ. හත්වෙනි දවසේ රහත්වුනාය කියන එක. එයින් පෙනෙන්නේ රහතන් වහන්සේ ණය නැතිව පිණ්ඩපාතෙ වළදනවා කියන එකයි. අමුතුවෙන් ණයක් ගෙවන්න දෙයක් නෑ. ඉතිරි හරිය කරන්නේ - ලෝකයාට යම් විශේෂ අනුග්‍රහයක් කරනවා නම් ඒක කරන්නේ - ලෝකානුකම්පාවෙන්. ලෝකයා කෙරෙහි අනුකම්පාවෙන්. ඒ නිසා තමයි බුදු පියාණන් වහන්සේ අර පළමු හැට **නම්** රහත් වෙනකං හිටියේ, ඒ ඒ **දිසාවල** යවන්න, බහුජන හිත බහුජන සුව සඳහා. ඊට කලින් නොවේ. රහත්වුනාට පස්සේ බුදුපියාණන්වහන්සේ 'ගිහිල්ල ණය ගෙවන්න' කියන එක නෙවෙයි වදාළේ - 'ණය නැතිව හැසිරෙන්න' කියල. ගිහිල්ල බණදෙසල ණය ගෙවන්නෙයි කියන අදහසින් නොවෙයි අර හැට නමක් යැව්වේ. ඇතැම් කෙනෙක් වැරදි විදියට **කෝරන** නිසා අපි මේ විශේෂයෙන්ම අවධාරණය කරන්නේ. අර හැට නමට - 'බහුජන හිතාය. බහුජන සුඛාය' - බොහෝ දෙනාගේ හිතසුව පිණිස හැසිරෙන්න කිව්වේ, බුදුපියාණන්වහන්සේ වදාළේ, ගිහිල්ල ණය ගෙවන්නෙයි කියන එක **තෙවෙයි**. ඒක ලෝකානුකම්පාවෙන් කරන දෙයක්, ඒ ඉතිරි ජීවිත කාලයේ රහතන් වහන්සේලා. නමුත් එතන කියවෙනවා : 'අණන විවර ලෝකෙ' - 'ණය නැතිව ලෝකයේ හැසිරෙන්න' කියලා. එතන ඉඳල ණය නැතිවයි හැසිරෙන්නේ. ඔන්න ඔය විදියේ තත්ත්වයකින් ණය නැතිවීම තමයි, හරියට ණයකරයෙන් නිදහස්වීම. එතන ඉඳල තමයි සාමි පරිභෝගය තියෙන්නෙ. සිවු පසයට නියම අයිතිකාරයින් හැටියට ඒවා පරිභෝග කරනවා. ණය ගෙවන්නේ කොහොමද කියන එකයි මෙයින් පෙන්නුම් කරන්නේ. ඊළඟට, ඒ වගේම, දැන් අපි දන්නවා ඒ ණය ගෙවීම තුළ ඒ ගුණ සම්පත්තිය දියුණුවීම නිසා අර්හත්වය හඳුන්වන්නේ ණයනැති තත්ත්වය හැටියටයි. ණය නැති තත්ත්වයක් හැටියටයි. බුදු පියාණන්වහන්සේත් රහතන් වහන්සේලාත් පසේ බුදුරජාණන් වහන්සේලා එහෙමත්, ණය නැතිව සිවුපසය පරිභෝග කරනවා. මේ ගනුදෙනුව තුළ තිබෙන ලෝකෝත්තර අගය නිසා තමයි දැන් මේ පින්වතුන්ට නිතර අසන්නට ලැබෙනවා ඇති - ඔය දාන පිංකම් ආදියේදී - කාරණා තුනක් සම්පූර්ණ වෙන්න ඕනැය ගිහි පින්වතුන් පිරිණමන දානයක් මහත්ඵල මහානිසංස වෙන්න කියල. මොනවද ඒ කාරණා තුන?</w:t>
+        <w:t>අවසානයේ තියෙන්නෙ සාමි පරිභෝගය. නියම වශයෙන්ම, හැම අර්ථයෙන්ම, සිවුපසයට අයිතිකාරයින් හැටියට පාවිච්චි කිරීම. ඒක කෙරෙන්නේ රහත්වුනාට පස්සෙයි. රහත්වුන අවස්ථාවේදී - රහත්වුන පුද්ගලයා හඳුන්වන්නේ ණයනැති කෙනෙක් හැටියට. ඒක නිසා තමයි - දැන් මහාකාශ්‍යප මහරහතන් වහන්සේ ගැනයි අපි කථා කළේ. මහාකාශ්‍යප මහරහතන් වහන්සේ රහත්වුනේ පැවිදිවෙල හත්දිනෙන්. උන්වහන්සේ මේ කාරණය ප්‍රකාශ කරනවා එක් අවස්ථාවක: 'මම හයදවසක් පමණක් ණයට පිණ්ඩපාතෙ වැළදුවා, හත්වෙනි දවසේ ණය නැතිව වැළදුවා'. එයින් අදහස් කළේ මොකක්ද? හය දවසක් යනතුරු මම රහත්උනෙ නෑ. හත්වෙනි දවසේ රහත්වුනාය කියන එක. එයින් පෙනෙන්නේ රහතන් වහන්සේ ණය නැතිව පිණ්ඩපාතෙ වළදනවා කියන එකයි. අමුතුවෙන් ණයක් ගෙවන්න දෙයක් නෑ. ඉතිරි හරිය කරන්නේ - ලෝකයාට යම් විශේෂ අනුග්‍රහයක් කරනවා නම් ඒක කරන්නේ - ලෝකානුකම්පාවෙන්. ලෝකයා කෙරෙහි අනුකම්පාවෙන්. ඒ නිසා තමයි බුදු පියාණන් වහන්සේ අර පළමු හැට නම රහත් වෙනකං හිටියේ, ඒ ඒ දිසාවල යවන්න, බහුජන හිත බහුජන සුව සඳහා. ඊට කලින් නොවේ. රහත්වුනාට පස්සේ බුදුපියාණන්වහන්සේ 'ගිහිල්ල ණය ගෙවන්න' කියන එක නෙවෙයි වදාළේ - 'ණය නැතිව හැසිරෙන්න' කියල. ගිහිල්ල බණදෙසල ණය ගෙවන්නෙයි කියන අදහසින් නොවෙයි අර හැට නමක් යැව්වේ. ඇතැම් කෙනෙක් වැරදි විදියට තෝරන නිසා අපි මේ විශේෂයෙන්ම අවධාරණය කරන්නේ. අර හැට නමට - 'බහුජන හිතාය. බහුජන සුඛාය' - බොහෝ දෙනාගේ හිතසුව පිණිස හැසිරෙන්න කිව්වේ, බුදුපියාණන්වහන්සේ වදාළේ, ගිහිල්ල ණය ගෙවන්නෙයි කියන එක නෙවෙයි. ඒක ලෝකානුකම්පාවෙන් කරන දෙයක්, ඒ ඉතිරි ජීවිත කාලයේ රහතන් වහන්සේලා. නමුත් එතන කියවෙනවා : 'අණන විවර ලෝකෙ' - 'ණය නැතිව ලෝකයේ හැසිරෙන්න' කියලා. එතන ඉඳල ණය නැතිවයි හැසිරෙන්නේ. ඔන්න ඔය විදියේ තත්ත්වයකින් ණය නැතිවීම තමයි, හරියට ණයකරයෙන් නිදහස්වීම. එතන ඉඳල තමයි සාමි පරිභෝගය තියෙන්නෙ. සිවු පසයට නියම අයිතිකාරයින් හැටියට ඒවා පරිභෝග කරනවා. ණය ගෙවන්නේ කොහොමද කියන එකයි මෙයින් පෙන්නුම් කරන්නේ. ඊළඟට, ඒ වගේම, දැන් අපි දන්නවා ඒ ණය ගෙවීම තුළ ඒ ගුණ සම්පත්තිය දියුණුවීම නිසා අර්හත්වය හඳුන්වන්නේ ණයනැති තත්ත්වය හැටියටයි. ණය නැති තත්ත්වයක් හැටියටයි. බුදු පියාණන්වහන්සේත් රහතන් වහන්සේලාත් පසේ බුදුරජාණන් වහන්සේලා එහෙමත්, ණය නැතිව සිවුපසය පරිභෝග කරනවා. මේ ගනුදෙනුව තුළ තිබෙන ලෝකෝත්තර අගය නිසා තමයි දැන් මේ පින්වතුන්ට නිතර අසන්නට ලැබෙනවා ඇති - ඔය දාන පිංකම් ආදියේදී - කාරණා තුනක් සම්පූර්ණ වෙන්න ඕනැය ගිහි පින්වතුන් පිරිණමන දානයක් මහත්ඵල මහානිසංස වෙන්න කියල. මොනවද ඒ කාරණා තුන?</w:t>
       </w:r>
     </w:p>
     <w:p>
@@ -415,7 +415,7 @@
         <w:spacing w:after="120" w:line="300" w:lineRule="auto"/>
       </w:pPr>
       <w:r>
-        <w:t>දෙය්‍ය ධර්ම සම්පත්තිය කියල කියන්නේ දෙන දේ පිළිබඳව ධාර්මිකත්වය. ධාර්මිකව උපයා සපයාගත්කු දේ. හොර මැරකම් වලින් ලබාගත්තු දෙයක් නොවෙයි. ඒක ඒ වගේම ප්‍රණීතව හොදින් සකස්කරල - **ජීසිකරන** දෙයක් හැටියට නොවෙයි. ඒ විදියට දෙන දෙයක්. ඒක **දෙය** ධර්ම සම්පත්තිය.</w:t>
+        <w:t>දෙය්‍ය ධර්ම සම්පත්තිය කියල කියන්නේ දෙන දේ පිළිබඳව ධාර්මිකත්වය. ධාර්මිකව උපයා සපයාගත්කු දේ. හොර මැරකම් වලින් ලබාගත්තු දෙයක් නොවෙයි. ඒක ඒ වගේම ප්‍රණීතව හොදින් සකස්කරල - වීසිකරන දෙයක් හැටියට නොවෙයි. ඒ විදියට දෙන දෙයක්. ඒක දෙය්‍ය ධර්ම සම්පත්තිය.</w:t>
       </w:r>
     </w:p>
     <w:p>
@@ -423,7 +423,7 @@
         <w:spacing w:after="120" w:line="300" w:lineRule="auto"/>
       </w:pPr>
       <w:r>
-        <w:t>ප්‍රතිග්‍රාහක සම්පත්තිය කියල කියන්නේ පිළිගැනීම පක්ෂය පිළිබඳව, ඒ කියන කාරණය. එතකොට ප්‍රතිග්‍රාහක සම්පත්තිය ගැන සලකල බලනකොට ඉහළම අර්ථයෙන් දානය ලැබීමට සුදුසු, බුද්ධ, පසේබුද්ධ, මහරහතන් වහන්සේලාය, රහතන් වහන්සේලාය. එහෙම නැත්නම් ඊළඟට අර එතන ඉඳල ගුණ සම්පත්තිය අනුව යන **අයි**. ඒකයි ප්‍රතිග්‍රාහක සම්පත්තිය. ඒ අනුවයි මහත්ඵල මහානිසංස වන්නේ. මේ කාරණයම ගාථාවක දක්වලා තිබෙනවා. බොහෝවිට උපමාවලින් දක්වල තිබෙනවා ගොවිතැනක් පිළිබඳව.</w:t>
+        <w:t>ප්‍රතිග්‍රාහක සම්පත්තිය කියල කියන්නේ පිළිගැනීම පක්ෂය පිළිබඳව, ඒ කියන කාරණය. එතකොට ප්‍රතිග්‍රාහක සම්පත්තිය ගැන සලකල බලනකොට ඉහළම අර්ථයෙන් දානය ලැබීමට සුදුසු, බුද්ධ, පසේබුද්ධ, මහරහතන් වහන්සේලාය, රහතන් වහන්සේලාය. එහෙම නැත්නම් ඊළඟට අර එතන ඉඳල ගුණ සම්පත්තිය අනුව යන අයයි. ඒකයි ප්‍රතිග්‍රාහක සම්පත්තිය. ඒ අනුවයි මහත්ඵල මහානිසංස වන්නේ. මේ කාරණයම ගාථාවක දක්වලා තිබෙනවා. බොහෝවිට උපමාවලින් දක්වල තිබෙනවා ගොවිතැනක් පිළිබඳව.</w:t>
       </w:r>
     </w:p>
     <w:p>
@@ -445,7 +445,7 @@
         <w:spacing w:after="120" w:line="300" w:lineRule="auto"/>
       </w:pPr>
       <w:r>
-        <w:t>රහතන් වහන්සේලා කෙත් වගෙයි. සරු කෙත් වගෙයි. 'දායකා කස්සකූපමා'. අර සියලු අර දායක ගුණාංගවලින් යුක්ත දායකයෝ නියම දක්ෂ ගොවියන් වගෙයි. 'බීජූපමං දෙය්‍ය ධම්මං' - දෙන දානවස්තුව හොඳ **බීජ්කර** වීය වගෙයි. 'ඒතතො නිබ්බත්තතේ ඵලං' - මෙයින් තමයි නියම එළය උපදින්නේ, මහත්ඵල මහානිසංස වන්නේ. මහා පුණ්‍යස්කන්ධයක් ගලාගෙන එන්නේ මේ විදියටයි කියල එහෙම තෝරල තියෙනවා.</w:t>
+        <w:t>රහතන් වහන්සේලා කෙත් වගෙයි. සරු කෙත් වගෙයි. 'දායකා කස්සකූපමා'. අර සියලු අර දායක ගුණාංගවලින් යුක්ත දායකයෝ නියම දක්ෂ ගොවියන් වගෙයි. 'බීජූපමං දෙය්‍ය ධම්මං' - දෙන දානවස්තුව හොඳ බිත්තර වීය වගෙයි. 'ඒතතො නිබ්බත්තතේ ඵලං' - මෙයින් තමයි නියම එළය උපදින්නේ, මහත්ඵල මහානිසංස වන්නේ. මහා පුණ්‍යස්කන්ධයක් ගලාගෙන එන්නේ මේ විදියටයි කියල එහෙම තෝරල තියෙනවා.</w:t>
       </w:r>
     </w:p>
     <w:p>
@@ -453,7 +453,7 @@
         <w:spacing w:after="120" w:line="300" w:lineRule="auto"/>
       </w:pPr>
       <w:r>
-        <w:t>ඒ අනුව එතකොට අපට තේරෙනවා බුදු පියාණන් වහන්සේ අර නියම, නිසියාකාර, ධර්මානුකුල, ගිහි පැවිදි සම්බන්ධතාව මේ කථාන්තරය තුළිනුත්, ගාථාව තුළිනුත් අපට දක්වල **විදාරල** තියෙනවා, අනාගත පරම්පරාව සඳහා, අනාගත ශාසනයේ ප්‍රගතිය සඳහා. ඊළඟට ඊට අමතරව අපි තව ටිකක් කල්පනා කරල බලමු. දැන් මෙතන මේ කථාව අපි ආරම්භ කරගෙන කියාගෙන යනකොට ඇතැම් කෙනෙකුට හිතෙන්ට ඇති මේක ඇත්ත දෙයක්ද කියල. ඇත්ත සිද්ධියක්ද කියල. මෙතන තියෙනවා මහ ගැඹුරු කාරණයක්. බුදු පියාණන් වහන්සේගේ මහා ප්‍රඥාවත් මහා කරුණාවත් පිළිබඳව, බුද්ධචරිතය කියවෙන **මිනැම්** කෙනෙකුට **පිස්සිය** ඇතිවෙනවා. පුදුමය ඇතිවෙනවා. බුදු පියාණන් වහන්සේ අතීත අනාගත වර්තමාන කියන තුන් කාලය පිළිබඳ හරි අවබෝධයක් ඇතිව, හරියට, ඒක අතකින් බලනව නම්, නාට්‍යයක් සිද්ධවෙනවා වගේ බලාගෙන ඉන්නවා. ලෝකයේ මිනිසුන්ගේ සිත් පෙනෙනවා. මිනිසුන් කරන කියන දේ. ඒ අතීතයේ හැකියාවත් සියල්ල පෙනෙනවා. ඒක නිසා තමයි බුදු පියාණන්වහන්සේ අර විදියට වදාළේ. "මහණෙනි කැවුම්  වළදන්න කැමතිද" ඊළඟට "අපි කැවුම්  වළදලාම යමු". මේ මොකක්ද මේ බුදු පියාණන්වහන්සේ කළේ. බුදු පියාණන්වහන්සේ පෙරුම්පිරූ සාරාසංඛ්‍ය කල්ප ලක්ෂයක් තුළ නොවැළදූ කැවුමක් නැහැ. නොකෑ කැවුමක් නැහැ. අමුතු දෙයක් නෙවෙයි **කූඩුම**. සංඝයා වහන්සේලාට කැවුම්  වළදවන්න වෙනම ආසාවකුත් නැහැ. නමුත් මෙතන තියෙන්නෙ මහ ගැඹුරු කාරණයක්. බුදු පියාණන් වහන්සේ අවස්ථාව සලසාගත්ත, අර පන්සියක් දරු පිරිසට - ඒ දරුවන්ගේ උපනිශ්‍රය සම්පත්තිය දැකල, ඒ දරුවන්ගේ ශ්‍රද්ධාව මතුවෙන අවස්ථාව දැකල, ඒ ශ්‍රද්ධාව අනුව ක්‍රියා කිරීමෙන් මාර්ගඵල ප්‍රතිවේධය කරගන්න පුළුවන් බව දැකල - ඒකට අවස්ථාව සලසා ගන්නයි බුදු පියාණන්වහන්සේ අර "අපි කැවුම්  වළදලාම වඩිමු"යි කියල ප්‍රකාශ කළේ. එතන තියෙනවා - අපි කල්පනා කරන්ට ඕන, අර මහා කාරුණාවේ තියෙන උපාය කෞශල්‍යය. මහ පුදුමයි. ඒ එක්කම බුදු පියාණන්වහන්සේගේ ඒ උතුම් ගුණයක්, අපිට, ලෝකයාට, ආදර්ශයට ගතහැකි දෙයක් තමයි තමන්ගේ ශ්‍රාවකයෙකුගේ උනත් උතුම් ගුණයක් වර්ණනා කිරීම. දැන් වෙන කෙනෙකුගෙ නම් 'මට නොදුන්න කැවුමක් අර ගොල්ලන්ට දෙනවා' කියල මුණ නරක් වෙනවා. මුණත් කැවුමක් වගේ වෙනවා, ඇතැම්විට. එබඳු දේවල් සමාජයේ කොතෙකුත් වෙනවා, 'මා වැනි ගුණ සම්පත්තියෙන් යුක්ත කෙනෙකුට නොදුන්න කැවුමක් මේ මගේ ගෝලයෙකුට දුන්නා' කියල. ඒ වෙනුවට බුදු පියාණන් වහන්සේ කළේ මොකක්ද "මහණෙනි නුඹලාටත් මටත් කැවුම්  නොදුන්නාට අර දරුවෝ - කැවුමේ නියම අයිතිකාරයා ඔන්න පිටිපස්සෙන් එනවා. අපිත් එතකං ඉදිමු" කියල. එතනින් ලෝකයාට, විශාල ආදර්ශයක් බුදුපියාණන්වහන්සේ දෙනවා. ඒ වගේම ඒ අවස්ථාව සලසාගත්ත මහා කාශ්‍යප මහරහතන් වහන්සේගේ උතුම් ගුණ සම්පත්තිය ප්‍රකාශ කරන්ට අර විදියේ ගාථාවකින්. ඒ වගේම, ඒ තුළ තිබෙනවා ශාසනයට පණිවිඩයක්; ශාසන පණිවිඩයක් තිබෙනවා. නියමාකාරයෙන්ම ගිහි පැවිදි සම්බන්ධතාව කොයි විදියට පැවැත්විය යුතුද කියන එක.</w:t>
+        <w:t>ඒ අනුව එතකොට අපට තේරෙනවා බුදු පියාණන් වහන්සේ අර නියම, නිසියාකාර, ධර්මානුකුල, ගිහි පැවිදි සම්බන්ධතාව මේ කථාන්තරය තුළිනුත්, ගාථාව තුළිනුත් අපට දක්වල වදාරල තියෙනවා, අනාගත පරම්පරාව සඳහා, අනාගත ශාසනයේ ප්‍රගතිය සඳහා. ඊළඟට ඊට අමතරව අපි තව ටිකක් කල්පනා කරල බලමු. දැන් මෙතන මේ කථාව අපි ආරම්භ කරගෙන කියාගෙන යනකොට ඇතැම් කෙනෙකුට හිතෙන්ට ඇති මේක ඇත්ත දෙයක්ද කියල. ඇත්ත සිද්ධියක්ද කියල. මෙතන තියෙනවා මහ ගැඹුරු කාරණයක්. බුදු පියාණන් වහන්සේගේ මහා ප්‍රඥාවත් මහා කරුණාවත් පිළිබඳව, බුද්ධචරිතය කියවෙන ඕනෑම කෙනෙකුට විස්මය ඇතිවෙනවා. පුදුමය ඇතිවෙනවා. බුදු පියාණන් වහන්සේ අතීත අනාගත වර්තමාන කියන තුන් කාලය පිළිබඳ හරි අවබෝධයක් ඇතිව, හරියට, ඒක අතකින් බලනව නම්, නාට්‍යයක් සිද්ධවෙනවා වගේ බලාගෙන ඉන්නවා. ලෝකයේ මිනිසුන්ගේ සිත් පෙනෙනවා. මිනිසුන් කරන කියන දේ. ඒ අතීතයේ හැකියාවත් සියල්ල පෙනෙනවා. ඒක නිසා තමයි බුදු පියාණන්වහන්සේ අර විදියට වදාළේ. "මහණෙනි කැවුම්  වළදන්න කැමතිද" ඊළඟට "අපි කැවුම්  වළදලාම යමු". මේ මොකක්ද මේ බුදු පියාණන්වහන්සේ කළේ. බුදු පියාණන්වහන්සේ පෙරුම්පිරූ සාරාසංඛ්‍ය කල්ප ලක්ෂයක් තුළ නොවැළදූ කැවුමක් නැහැ. නොකෑ කැවුමක් නැහැ. අමුතු දෙයක් නෙවෙයි කැවුම. සංඝයා වහන්සේලාට කැවුම්  වළදවන්න වෙනම ආසාවකුත් නැහැ. නමුත් මෙතන තියෙන්නෙ මහ ගැඹුරු කාරණයක්. බුදු පියාණන් වහන්සේ අවස්ථාව සලසාගත්ත, අර පන්සියක් දරු පිරිසට - ඒ දරුවන්ගේ උපනිශ්‍රය සම්පත්තිය දැකල, ඒ දරුවන්ගේ ශ්‍රද්ධාව මතුවෙන අවස්ථාව දැකල, ඒ ශ්‍රද්ධාව අනුව ක්‍රියා කිරීමෙන් මාර්ගඵල ප්‍රතිවේධය කරගන්න පුළුවන් බව දැකල - ඒකට අවස්ථාව සලසා ගන්නයි බුදු පියාණන්වහන්සේ අර "අපි කැවුම්  වළදලාම වඩිමු"යි කියල ප්‍රකාශ කළේ. එතන තියෙනවා - අපි කල්පනා කරන්ට ඕන, අර මහා කාරුණාවේ තියෙන උපාය කෞශල්‍යය. මහ පුදුමයි. ඒ එක්කම බුදු පියාණන්වහන්සේගේ ඒ උතුම් ගුණයක්, අපිට, ලෝකයාට, ආදර්ශයට ගතහැකි දෙයක් තමයි තමන්ගේ ශ්‍රාවකයෙකුගේ උනත් උතුම් ගුණයක් වර්ණනා කිරීම. දැන් වෙන කෙනෙකුගෙ නම් 'මට නොදුන්න කැවුමක් අර ගොල්ලන්ට දෙනවා' කියල මුණ නරක් වෙනවා. මුණත් කැවුමක් වගේ වෙනවා, ඇතැම්විට. එබඳු දේවල් සමාජයේ කොතෙකුත් වෙනවා, 'මා වැනි ගුණ සම්පත්තියෙන් යුක්ත කෙනෙකුට නොදුන්න කැවුමක් මේ මගේ ගෝලයෙකුට දුන්නා' කියල. ඒ වෙනුවට බුදු පියාණන් වහන්සේ කළේ මොකක්ද "මහණෙනි නුඹලාටත් මටත් කැවුම්  නොදුන්නාට අර දරුවෝ - කැවුමේ නියම අයිතිකාරයා ඔන්න පිටිපස්සෙන් එනවා. අපිත් එතකං ඉදිමු" කියල. එතනින් ලෝකයාට, විශාල ආදර්ශයක් බුදුපියාණන්වහන්සේ දෙනවා. ඒ වගේම ඒ අවස්ථාව සලසාගත්ත මහා කාශ්‍යප මහරහතන් වහන්සේගේ උතුම් ගුණ සම්පත්තිය ප්‍රකාශ කරන්ට අර විදියේ ගාථාවකින්. ඒ වගේම, ඒ තුළ තිබෙනවා ශාසනයට පණිවිඩයක්; ශාසන පණිවිඩයක් තිබෙනවා. නියමාකාරයෙන්ම ගිහි පැවිදි සම්බන්ධතාව කොයි විදියට පැවැත්විය යුතුද කියන එක.</w:t>
       </w:r>
     </w:p>
     <w:p>
@@ -461,7 +461,7 @@
         <w:spacing w:after="120" w:line="300" w:lineRule="auto"/>
       </w:pPr>
       <w:r>
-        <w:t>ඉතින් මේ විදියේ කාරණා රාශියක් අපට මේ කථාන්තරය තුළිනුත් ගාථාව තුළිනුත් **නෙළාගන්න** පුළුවන්. මේ අවුරුදු කැවුම් බණ තුළ - අපි අර කලින් සඳහන් කළ ආකාරයට - තියෙනවා ගුණ සුවඳක්, ධර්ම රසයක්. මේ පින්වතුන්ට හිතන්න හිතන්න මේවයි රසය උරාගන්න පුළුවන්. මේ එකට හොඳ අවස්ථාවක්.</w:t>
+        <w:t>ඉතින් මේ විදියේ කාරණා රාශියක් අපට මේ කථාන්තරය තුළිනුත් ගාථාව තුළිනුත් නෙළාගන්න පුළුවන්. මේ අවුරුදු කැවුම් බණ තුළ - අපි අර කලින් සඳහන් කළ ආකාරයට - තියෙනවා ගුණ සුවඳක්, ධර්ම රසයක්. මේ පින්වතුන්ට හිතන්න හිතන්න මේවයි රසය උරාගන්න පුළුවන්. මේ එකට හොඳ අවස්ථාවක්.</w:t>
       </w:r>
     </w:p>
     <w:p>
@@ -469,7 +469,7 @@
         <w:spacing w:after="120" w:line="300" w:lineRule="auto"/>
       </w:pPr>
       <w:r>
-        <w:t>ඒ වගේම මේ පින්වතුන් දැන් මේ අලුත් අවුරුදු උත්සවයට සූදානම් වෙනවා. ඒක තුළ ඇති ධර්මතාවන් අපි හිතල බලමු. මොකක්ද මේ අවුරුදු උත්සවය කියල කියන්නේ? කාල චක්‍රය කරකැවීගෙන කරකැවීගෙන යනවා. මේක කොතනකවත් නවතින්නේ නෑ. නවත්ත ගන්නත් බෑ. කාලචක්‍රය හරියට අර දැති රෝදයක් වගේ. ඒකට **අනුවෙල** අපේ ජීවන චක්‍රයත් ගෙවිල ගෙවිල යනවා, දන්නෙම නැතිව - අපේ වයස ගෙවිල යනවා. ඉතින් මේක නවත්ත ගන්න බෑ. අපි ඉස්සරහට තල්ලු වෙනවා මිසක්, නැවතිලා කල්පනා කරන්ට වේලාවක් නෑ. අන්න ඒක නිසා තමයි මේ යම්කිසි චාරිත්‍රයක් ඇතිවෙල තියෙන්නෙ. අවුරුදු චාරිත්‍රවල සමහර ගැඹුරු අර්ථ බොහෝදෙනා තේරුම් ගන්නේ නෑ. මේක විනෝදවෙන අවස්ථාවක් හැටියට පමණක් සළකනවා. දැන් මේ අවුරුද්ද පිළිබඳව මේ පින්වතුන් දන්නවා 'නොනැකත' කියල එකක් තිබෙනවා. නොනැකත. නොනැකත කියල කියන්නේ නැකත නොවන අවස්ථාවක්. මේ ලෝකයා තුළ තිබෙනවා හැඟීමක් හැම එකක්ම - ලෞකික දේවල් හැම එකක්ම - නැකතට කරන්න ඕනැය කියල. එතකොට එහෙම ඒ විදියට ලෞකික දේවල් කරන්න නැකතක් නැත්නම් ඒක නොනැකත. ඉතින් සමහර කෙනෙක් හිතනවා 'ඉතින් නොනැකතක් නිකං ගෙවන්න බෑ තේ. ඒක නිසා පින්වත් කරමු' කියල. ඒක වැරදි අදහසක්. මේ නොනැකත කියන එක හඳුන්වලා තිබෙනවා පුණ්‍ය කාලය කියල. අපි ගැඹුරින් සලකල බැලුවොත් ඒක ඇත්ත වශයෙන්ම 'පුණ්‍ය කාලය' තමයි. පුණ්‍ය කාලය වෙන්නේ කොහොමද? අර කියාපු අර නොනැකත අවස්ථාව අපේ ජීවිතයේ විරාමයක් කරගන්න ඕන. අපේ කටයුතු මධ්‍යයේ ලබාගත්ත පොඩි විවේකයක්, විරාමයක්, හැටියට සලකන්ට ඕන. පරණ අවුරුද්ද කියල එකක් තිබෙනවා. අලුත් අවුරුද්ද කියලත් එකක් තිබෙනවා. ඔය දෙකට මැදින් නොනැකතක් තිබෙනවා. මේක පුණ්‍යකාලයක් කරගන්න ඕන අපි. කාල බිලා විනෝදවෙලා නොවෙයි. නැවතිල්ලෙ සංසුන්ව කල්පනා කරන්ට ඕන. "පසුගිය අවුරුද්දෙ මගෙන් වුනු - කයෙන් සිතෙන් වචනයෙන් වුනු - වැරදි මොනවාද? අසල්වාසීන්ට, නෑ සිතවතුන්ට, තුරුණුවන්ට, තවත් නොයෙකුත් දේවල්, මගේ අඩුපාඩු. ගුණධර්ම අතින් මගේ මොනවාද අඩුපාඩු? ශීලය පිළිබඳව මොනවාද අඩුපාඩු" ඒවා සලකල බලනවා. දැන් මේ පින්වතුන් දන්නවා, ඔය ගෙදරවල්වල අවුරුද්ද - අවුරුදු උත්සවය - එතකොට ගෙවල් දොරවල් හොදට **සුධ්ධකරල** මලකඩ ඉවත්කරල පිරිසිදු කරල වෙන එකක් තබා අලුත් අවුරුද්දට අලුත් ලිපකුත් බැදලයි ආරම්භ කරන්නේ. මේ අලුත්වීම - මේක සිත අලුත්වීමක් කරගන්ට ඕන. සිත අලුත්කර ගැනීමේ අවස්ථාවක් - සිතේ තිබෙන කුණු කන්දල්, මලකඩ, හෝදල ඈරල අනාගතය දිහා බලල ධර්මානුකුලව, තමන්ගේ ජීවිතය මේ භයානක සංසාරයේ නිවනට නැඹුරුව අපායට නොයන ආකාරයට සිතුම් පැතුම් ක්‍රියාපටිපාටිය සකස්කර ගැනීමේ හොඳ පුණ්‍යකාලයක් කරගන්ට ඕන නොනැකත කියන එක - අර අවස්ථාව. විරාමය.</w:t>
+        <w:t>ඒ වගේම මේ පින්වතුන් දැන් මේ අලුත් අවුරුදු උත්සවයට සූදානම් වෙනවා. ඒක තුළ ඇති ධර්මතාවන් අපි හිතල බලමු. මොකක්ද මේ අවුරුදු උත්සවය කියල කියන්නේ? කාල චක්‍රය කරකැවීගෙන කරකැවීගෙන යනවා. මේක කොතනකවත් නවතින්නේ නෑ. නවත්ත ගන්නත් බෑ. කාලචක්‍රය හරියට අර දැති රෝදයක් වගේ. ඒකට අහුවෙල අපේ ජීවන චක්‍රයත් ගෙවිල ගෙවිල යනවා, දන්නෙම නැතිව - අපේ වයස ගෙවිල යනවා. ඉතින් මේක නවත්ත ගන්න බෑ. අපි ඉස්සරහට තල්ලු වෙනවා මිසක්, නැවතිලා කල්පනා කරන්ට වේලාවක් නෑ. අන්න ඒක නිසා තමයි මේ යම්කිසි චාරිත්‍රයක් ඇතිවෙල තියෙන්නෙ. අවුරුදු චාරිත්‍රවල සමහර ගැඹුරු අර්ථ බොහෝදෙනා තේරුම් ගන්නේ නෑ. මේක විනෝදවෙන අවස්ථාවක් හැටියට පමණක් සළකනවා. දැන් මේ අවුරුද්ද පිළිබඳව මේ පින්වතුන් දන්නවා 'නොනැකත' කියල එකක් තිබෙනවා. නොනැකත. නොනැකත කියල කියන්නේ නැකත නොවන අවස්ථාවක්. මේ ලෝකයා තුළ තිබෙනවා හැඟීමක් හැම එකක්ම - ලෞකික දේවල් හැම එකක්ම - නැකතට කරන්න ඕනැය කියල. එතකොට එහෙම ඒ විදියට ලෞකික දේවල් කරන්න නැකතක් නැත්නම් ඒක නොනැකත. ඉතින් සමහර කෙනෙක් හිතනවා 'ඉතින් නොනැකතක් නිකං ගෙවන්න බෑ තේ. ඒක නිසා පින්වත් කරමු' කියල. ඒක වැරදි අදහසක්. මේ නොනැකත කියන එක හඳුන්වලා තිබෙනවා පුණ්‍ය කාලය කියල. අපි ගැඹුරින් සලකල බැලුවොත් ඒක ඇත්ත වශයෙන්ම 'පුණ්‍ය කාලය' තමයි. පුණ්‍ය කාලය වෙන්නේ කොහොමද? අර කියාපු අර නොනැකත අවස්ථාව අපේ ජීවිතයේ විරාමයක් කරගන්න ඕන. අපේ කටයුතු මධ්‍යයේ ලබාගත්ත පොඩි විවේකයක්, විරාමයක්, හැටියට සලකන්ට ඕන. පරණ අවුරුද්ද කියල එකක් තිබෙනවා. අලුත් අවුරුද්ද කියලත් එකක් තිබෙනවා. ඔය දෙකට මැදින් නොනැකතක් තිබෙනවා. මේක පුණ්‍යකාලයක් කරගන්න ඕන අපි. කාල බිලා විනෝදවෙලා නොවෙයි. නැවතිල්ලෙ සංසුන්ව කල්පනා කරන්ට ඕන. "පසුගිය අවුරුද්දෙ මගෙන් වුනු - කයෙන් සිතෙන් වචනයෙන් වුනු - වැරදි මොනවාද? අසල්වාසීන්ට, නෑ සිතවතුන්ට, තුරුණුවන්ට, තවත් නොයෙකුත් දේවල්, මගේ අඩුපාඩු. ගුණධර්ම අතින් මගේ මොනවාද අඩුපාඩු? ශීලය පිළිබඳව මොනවාද අඩුපාඩු" ඒවා සලකල බලනවා. දැන් මේ පින්වතුන් දන්නවා, ඔය ගෙදරවල්වල අවුරුද්ද - අවුරුදු උත්සවය - එතකොට ගෙවල් දොරවල් හොදට සුද්ධකරල මලකඩ ඉවත්කරල පිරිසිදු කරල වෙන එකක් තබා අලුත් අවුරුද්දට අලුත් ලිපකුත් බැදලයි ආරම්භ කරන්නේ. මේ අලුත්වීම - මේක සිත අලුත්වීමක් කරගන්ට ඕන. සිත අලුත්කර ගැනීමේ අවස්ථාවක් - සිතේ තිබෙන කුණු කන්දල්, මලකඩ, හෝදල ඈරල අනාගතය දිහා බලල ධර්මානුකුලව, තමන්ගේ ජීවිතය මේ භයානක සංසාරයේ නිවනට නැඹුරුව අපායට නොයන ආකාරයට සිතුම් පැතුම් ක්‍රියාපටිපාටිය සකස්කර ගැනීමේ හොඳ පුණ්‍යකාලයක් කරගන්ට ඕන නොනැකත කියන එක - අර අවස්ථාව. විරාමය.</w:t>
       </w:r>
     </w:p>
     <w:p>
